--- a/docs/jkthub-platform-prd-brd-user-stories.docx
+++ b/docs/jkthub-platform-prd-brd-user-stories.docx
@@ -1055,7 +1055,7 @@
         <w:spacing w:after="90"/>
       </w:pPr>
       <w:r>
-        <w:t xml:space="preserve">A student's public visibility (Showcase, achievement page) requires explicit parent (or Admin) consent — never student self-service and never automatic on publish-to-gallery.</w:t>
+        <w:t xml:space="preserve">A student's public visibility (Showcase, achievement/portfolio page) requires explicit consent and is never automatic on publish-to-gallery — a parent or Admin grants it for a school-linked/parent-linked student, while an independent student (no linked parent) may grant it to themselves.</w:t>
       </w:r>
     </w:p>
     <w:p>
@@ -3272,6 +3272,19 @@
     </w:p>
     <w:p>
       <w:pPr>
+        <w:pStyle w:val="ListParagraph"/>
+        <w:numPr>
+          <w:ilvl w:val="0"/>
+          <w:numId w:val="1"/>
+        </w:numPr>
+        <w:spacing w:after="90"/>
+      </w:pPr>
+      <w:r>
+        <w:t xml:space="preserve">Notes, video and slides stay open for studying beforehand, but lock the moment the student answers the quiz's first question — a prompt points them back to the quiz, which stays accessible throughout — and unlock again once the quiz is finished.</w:t>
+      </w:r>
+    </w:p>
+    <w:p>
+      <w:pPr>
         <w:pStyle w:val="Heading3"/>
         <w:spacing w:after="160" w:before="320"/>
       </w:pPr>
@@ -3290,6 +3303,19 @@
       </w:pPr>
       <w:r>
         <w:t xml:space="preserve">Take a quiz, get an immediate score plus a question-by-question review with an AI explanation on every answer.</w:t>
+      </w:r>
+    </w:p>
+    <w:p>
+      <w:pPr>
+        <w:pStyle w:val="ListParagraph"/>
+        <w:numPr>
+          <w:ilvl w:val="0"/>
+          <w:numId w:val="1"/>
+        </w:numPr>
+        <w:spacing w:after="90"/>
+      </w:pPr>
+      <w:r>
+        <w:t xml:space="preserve">A refreshed or reopened in-progress quiz resumes exactly where the student left off — already-answered questions are restored showing their checked/locked state — instead of restarting from question one.</w:t>
       </w:r>
     </w:p>
     <w:p>
@@ -3791,7 +3817,7 @@
         <w:spacing w:after="90"/>
       </w:pPr>
       <w:r>
-        <w:t xml:space="preserve">Browse the gallery filtered by lab type, sorted Newest/Popular, with incremental loading.</w:t>
+        <w:t xml:space="preserve">Browse the gallery filtered by lab type or searched by project name, sorted Newest/Popular, with incremental loading.</w:t>
       </w:r>
     </w:p>
     <w:p>
@@ -3805,6 +3831,19 @@
       </w:pPr>
       <w:r>
         <w:t xml:space="preserve">Like other students' projects (not your own); remix a published project into your own free-play slot (with an overwrite warning), tracked with a remix count.</w:t>
+      </w:r>
+    </w:p>
+    <w:p>
+      <w:pPr>
+        <w:pStyle w:val="ListParagraph"/>
+        <w:numPr>
+          <w:ilvl w:val="0"/>
+          <w:numId w:val="1"/>
+        </w:numPr>
+        <w:spacing w:after="90"/>
+      </w:pPr>
+      <w:r>
+        <w:t xml:space="preserve">A project's author name links to their public portfolio page when that student has public sharing enabled (same consent gate as §3.10).</w:t>
       </w:r>
     </w:p>
     <w:p>
@@ -4509,7 +4548,7 @@
           <w:sz w:val="20"/>
           <w:szCs w:val="20"/>
         </w:rPr>
-        <w:t xml:space="preserve">Student (subject), Parent (sole consent authority), Public Visitor (viewer)</w:t>
+        <w:t xml:space="preserve">Student (subject or self-service for independent students), Parent (consent authority for linked students), Public Visitor (viewer)</w:t>
       </w:r>
     </w:p>
     <w:p>
@@ -4521,7 +4560,7 @@
           <w:sz w:val="21"/>
           <w:szCs w:val="21"/>
         </w:rPr>
-        <w:t xml:space="preserve">A deliberate two-tier visibility model: the in-app Gallery only needs login; the public Showcase additionally requires parental consent, since it exposes a minor's work to the open internet.</w:t>
+        <w:t xml:space="preserve">A deliberate two-tier visibility model: the in-app Gallery only needs login; the public Showcase additionally requires explicit consent, since it exposes a minor's work to the open internet. The achievement page doubles as a public portfolio, combining badges/certificates with published gallery projects on one page.</w:t>
       </w:r>
     </w:p>
     <w:p>
@@ -4543,7 +4582,20 @@
         <w:spacing w:after="90"/>
       </w:pPr>
       <w:r>
-        <w:t xml:space="preserve">A student's project only appears on the public /showcase if a parent (or Admin) has explicitly enabled the child's public profile — the student cannot self-enable this.</w:t>
+        <w:t xml:space="preserve">A student's project only appears on the public /showcase if their public profile is enabled.</w:t>
+      </w:r>
+    </w:p>
+    <w:p>
+      <w:pPr>
+        <w:pStyle w:val="ListParagraph"/>
+        <w:numPr>
+          <w:ilvl w:val="0"/>
+          <w:numId w:val="1"/>
+        </w:numPr>
+        <w:spacing w:after="90"/>
+      </w:pPr>
+      <w:r>
+        <w:t xml:space="preserve">An independent student (no linked parent) can self-enable/disable their own public profile from their dashboard settings; a school-linked or parent-linked student still requires a parent or Admin to enable it on their behalf.</w:t>
       </w:r>
     </w:p>
     <w:p>
@@ -4578,20 +4630,20 @@
         <w:spacing w:after="90"/>
       </w:pPr>
       <w:r>
-        <w:t xml:space="preserve">Public Showcase: published Web/Blockly gallery projects plus admin-featured External Projects, shortened to 'First L.' names, with like counts and star ratings.</w:t>
-      </w:r>
-    </w:p>
-    <w:p>
-      <w:pPr>
-        <w:pStyle w:val="ListParagraph"/>
-        <w:numPr>
-          <w:ilvl w:val="0"/>
-          <w:numId w:val="1"/>
-        </w:numPr>
-        <w:spacing w:after="90"/>
-      </w:pPr>
-      <w:r>
-        <w:t xml:space="preserve">Public achievement page (/achievements/:slug, unguessable link): level, streak, badges, certificates under a cartoon avatar and shortened name.</w:t>
+        <w:t xml:space="preserve">Public Showcase: published Web/Blockly gallery projects plus admin-featured External Projects, shortened to 'First L.' names, with like counts and star ratings; filters live as you type/click, by project name and lab type, with no page reload, and links back to the author's portfolio page.</w:t>
+      </w:r>
+    </w:p>
+    <w:p>
+      <w:pPr>
+        <w:pStyle w:val="ListParagraph"/>
+        <w:numPr>
+          <w:ilvl w:val="0"/>
+          <w:numId w:val="1"/>
+        </w:numPr>
+        <w:spacing w:after="90"/>
+      </w:pPr>
+      <w:r>
+        <w:t xml:space="preserve">Public achievement/portfolio page (/achievements/:slug, unguessable link): level, streak, badges, certificates under a cartoon avatar and shortened name, plus a grid of that student's own published gallery projects.</w:t>
       </w:r>
     </w:p>
     <w:p>
@@ -5459,7 +5511,7 @@
         <w:spacing w:after="90"/>
       </w:pPr>
       <w:r>
-        <w:t xml:space="preserve">Course catalogue grouped by pathway; individual course/pathway detail pages with downloadable curriculum.</w:t>
+        <w:t xml:space="preserve">Course catalogue grouped by pathway; individual course/pathway detail pages with downloadable curriculum; searchable by course title from the site header nav, available on every public page.</w:t>
       </w:r>
     </w:p>
     <w:p>
@@ -5568,6 +5620,28 @@
           <w:szCs w:val="20"/>
         </w:rPr>
         <w:t xml:space="preserve">Admin</w:t>
+      </w:r>
+    </w:p>
+    <w:p>
+      <w:pPr>
+        <w:pStyle w:val="Heading3"/>
+        <w:spacing w:after="160" w:before="320"/>
+      </w:pPr>
+      <w:r>
+        <w:t xml:space="preserve">Global Search</w:t>
+      </w:r>
+    </w:p>
+    <w:p>
+      <w:pPr>
+        <w:pStyle w:val="ListParagraph"/>
+        <w:numPr>
+          <w:ilvl w:val="0"/>
+          <w:numId w:val="1"/>
+        </w:numPr>
+        <w:spacing w:after="90"/>
+      </w:pPr>
+      <w:r>
+        <w:t xml:space="preserve">Admin-only header search box, live-as-you-type suggestions (2+ characters) across Students, Courses and Schools, each result showing a key detail (e.g. a course's price) and deep-linking straight to its detail page; not shown to Instructors.</w:t>
       </w:r>
     </w:p>
     <w:p>

--- a/docs/jkthub-platform-prd-brd-user-stories.docx
+++ b/docs/jkthub-platform-prd-brd-user-stories.docx
@@ -5511,7 +5511,20 @@
         <w:spacing w:after="90"/>
       </w:pPr>
       <w:r>
-        <w:t xml:space="preserve">Course catalogue grouped by pathway; individual course/pathway detail pages with downloadable curriculum; searchable by course title from the site header nav, available on every public page.</w:t>
+        <w:t xml:space="preserve">Course catalogue: a sidebar lets visitors filter by career pathway and level simultaneously (e.g. 'Coding Pathway' + 'Beginner'), live client-side with no page reload; each course card shows a thumbnail, level badge, price and a short blurb; individual course/pathway detail pages with downloadable curriculum.</w:t>
+      </w:r>
+    </w:p>
+    <w:p>
+      <w:pPr>
+        <w:pStyle w:val="ListParagraph"/>
+        <w:numPr>
+          <w:ilvl w:val="0"/>
+          <w:numId w:val="1"/>
+        </w:numPr>
+        <w:spacing w:after="90"/>
+      </w:pPr>
+      <w:r>
+        <w:t xml:space="preserve">Site header course search (every public page): live-as-you-type suggestions (title + price + pathway) that jump straight to a course, or press Enter/the search icon with nothing highlighted to see the full filtered catalogue.</w:t>
       </w:r>
     </w:p>
     <w:p>
@@ -5525,6 +5538,32 @@
       </w:pPr>
       <w:r>
         <w:t xml:space="preserve">Public Showcase and achievement pages (§3.10); About/Gallery/FAQ company pages, with visitor-submitted questions.</w:t>
+      </w:r>
+    </w:p>
+    <w:p>
+      <w:pPr>
+        <w:pStyle w:val="ListParagraph"/>
+        <w:numPr>
+          <w:ilvl w:val="0"/>
+          <w:numId w:val="1"/>
+        </w:numPr>
+        <w:spacing w:after="90"/>
+      </w:pPr>
+      <w:r>
+        <w:t xml:space="preserve">Pricing page: every visitor's single reference for all three ways to pay — Self-Paced (a from-price teaser pulled live from the course catalogue, linking to the catalogue), Instructor-Led live classes (one gamified card per active plan, ₦ and optional $ price, a schedule line, e.g. 'Saturdays, 1 hour'), and School Plans (the per-student-per-term rate card, §3.17); every card's call to action is 'Sign Up', pre-selecting the School Admin role for School Plans.</w:t>
+      </w:r>
+    </w:p>
+    <w:p>
+      <w:pPr>
+        <w:pStyle w:val="ListParagraph"/>
+        <w:numPr>
+          <w:ilvl w:val="0"/>
+          <w:numId w:val="1"/>
+        </w:numPr>
+        <w:spacing w:after="90"/>
+      </w:pPr>
+      <w:r>
+        <w:t xml:space="preserve">Audience landing pages, reachable from a 'Pricing ▾' nav dropdown (alongside the main Pricing page): a 'For Schools' page (static feature summary — classroom analytics, teacher grading tools, certificates, the Arduino/Blockly/Python labs, AI tutor — plus the real School pricing cards, an 'Optional Extras' section of admin-flagged add-ons shown with no price, and the full pathway catalogue with live course counts) and a 'For Individual Learners' page (AI tutor, gamification, certificates, project showcase as static feature copy, plus the real Self-Paced price range and Instructor-Led pricing cards, and the same pathway catalogue). The feature summaries are static page copy for this pass, not an admin-manageable table.</w:t>
       </w:r>
     </w:p>
     <w:p>
@@ -5642,6 +5681,119 @@
       </w:pPr>
       <w:r>
         <w:t xml:space="preserve">Admin-only header search box, live-as-you-type suggestions (2+ characters) across Students, Courses and Schools, each result showing a key detail (e.g. a course's price) and deep-linking straight to its detail page; not shown to Instructors.</w:t>
+      </w:r>
+    </w:p>
+    <w:p>
+      <w:pPr>
+        <w:pStyle w:val="Heading3"/>
+        <w:spacing w:after="160" w:before="320"/>
+      </w:pPr>
+      <w:r>
+        <w:t xml:space="preserve">Pricing Plans</w:t>
+      </w:r>
+    </w:p>
+    <w:p>
+      <w:pPr>
+        <w:pStyle w:val="ListParagraph"/>
+        <w:numPr>
+          <w:ilvl w:val="0"/>
+          <w:numId w:val="1"/>
+        </w:numPr>
+        <w:spacing w:after="90"/>
+      </w:pPr>
+      <w:r>
+        <w:t xml:space="preserve">A standardized rate card (name, price, billing cycle, description, feature list, active/inactive) for two segments: Instructor-Led live classes and a School per-student rate card — replacing the old 'type a fresh number every time' pattern.</w:t>
+      </w:r>
+    </w:p>
+    <w:p>
+      <w:pPr>
+        <w:pStyle w:val="ListParagraph"/>
+        <w:numPr>
+          <w:ilvl w:val="0"/>
+          <w:numId w:val="1"/>
+        </w:numPr>
+        <w:spacing w:after="90"/>
+      </w:pPr>
+      <w:r>
+        <w:t xml:space="preserve">Instructor-Led plans (e.g. Group Classes, Private Classes, Flexible Private Classes) carry an optional USD price alongside the ₦ price and a free-text schedule line (e.g. 'Saturdays, 1 hour') — matching how these were previously quoted ad hoc over WhatsApp. These, plus the active School plans, are the only segments shown on the public Pricing page (§3.16); School add-on modules stay admin-only/negotiated.</w:t>
+      </w:r>
+    </w:p>
+    <w:p>
+      <w:pPr>
+        <w:pStyle w:val="ListParagraph"/>
+        <w:numPr>
+          <w:ilvl w:val="0"/>
+          <w:numId w:val="1"/>
+        </w:numPr>
+        <w:spacing w:after="90"/>
+      </w:pPr>
+      <w:r>
+        <w:t xml:space="preserve">Schema/reference only for this pass: no plan is yet assigned to a student, no recurring billing, and no feature is gated by a plan. Picking a School plan on a term's quote-creation form pre-fills the price (still freely editable/overridable) and records which tier it started from — a soft bookkeeping link, not an enforced charge — and that plan name is then shown back on the school's own term/quote table.</w:t>
+      </w:r>
+    </w:p>
+    <w:p>
+      <w:pPr>
+        <w:pStyle w:val="ListParagraph"/>
+        <w:numPr>
+          <w:ilvl w:val="0"/>
+          <w:numId w:val="1"/>
+        </w:numPr>
+        <w:spacing w:after="90"/>
+      </w:pPr>
+      <w:r>
+        <w:t xml:space="preserve">School add-on modules: flat per-school-per-term extras (e.g. Gadget Support, Internet Support) that stack on top of any base rate — a school can select any number when its term is created. Each add-on's price is snapshotted onto the quote at the moment it's attached, so a later price change to the add-on never retroactively alters an already-created quote's total. The stacked total (base rate × students + every attached add-on) is reflected both on the school's own term table and the platform-wide quotes list.</w:t>
+      </w:r>
+    </w:p>
+    <w:p>
+      <w:pPr>
+        <w:pStyle w:val="ListParagraph"/>
+        <w:numPr>
+          <w:ilvl w:val="0"/>
+          <w:numId w:val="1"/>
+        </w:numPr>
+        <w:spacing w:after="90"/>
+      </w:pPr>
+      <w:r>
+        <w:t xml:space="preserve">Per-add-on 'Show on /for-schools' toggle: some add-ons (Internet Support, Projector, Laptop Rental, Tablet Rental) have a cost that varies too much by scale/duration to quote as one public number, so admin can mark them visible on the public For Schools page by name/description only — price is never shown for these, regardless of what's stored; a 'Price on request' note shows instead.</w:t>
+      </w:r>
+    </w:p>
+    <w:p>
+      <w:pPr>
+        <w:pStyle w:val="ListParagraph"/>
+        <w:numPr>
+          <w:ilvl w:val="0"/>
+          <w:numId w:val="1"/>
+        </w:numPr>
+        <w:spacing w:after="90"/>
+      </w:pPr>
+      <w:r>
+        <w:t xml:space="preserve">Per-school term discounts + retroactive add-ons: a school's Edit Term modal (school-details.ejs) now lets admin tick add-on modules and set a discount on any already-created term, not just at creation — covers both already-onboarded schools and new ones. Three discount modes: Percentage, Flat ₦, and 'Modules included — no extra charge' (for deals where selected add-ons are bundled into one flat agreed per-student rate rather than billed on top — this discount is never a fixed number, it's always recalculated live to exactly match whatever add-ons are currently attached, so ticking/unticking modules never changes what the school pays). The final total is computed by one shared calculator (services/quoteCalcService.js) and shown consistently on the admin term table, the school admin's own Quotes tab, and the generated invoice/receipt PDF (itemized: tuition line, one line per add-on, a discount line with its reason, then the total). This also fixed a latent bug where add-ons were tracked but never actually added into the stored total/invoice.</w:t>
+      </w:r>
+    </w:p>
+    <w:p>
+      <w:pPr>
+        <w:pStyle w:val="ListParagraph"/>
+        <w:numPr>
+          <w:ilvl w:val="0"/>
+          <w:numId w:val="1"/>
+        </w:numPr>
+        <w:spacing w:after="90"/>
+      </w:pPr>
+      <w:r>
+        <w:t xml:space="preserve">Gamified plan-card design: every plan across all three lists (Instructor-Led, School Rate Card, Add-on Modules) gets a bronze/silver/gold/diamond tier badge (ranked by display position), a checkmark-style feature list, and a hover-lift animation; an admin can mark one plan per list with an animated ✨ "Most Popular" ribbon — the same card design is reused on the public Pricing page.</w:t>
+      </w:r>
+    </w:p>
+    <w:p>
+      <w:pPr>
+        <w:pStyle w:val="ListParagraph"/>
+        <w:numPr>
+          <w:ilvl w:val="0"/>
+          <w:numId w:val="1"/>
+        </w:numPr>
+        <w:spacing w:after="90"/>
+      </w:pPr>
+      <w:r>
+        <w:t xml:space="preserve">The real school rate card as of this writing: 'Legacy Partner' (₦5,000/student/term — grandfathered for the schools onboarded before the platform existed: Juform, Modest Star, Vistan — not offered to new schools) and 'Standard' (₦10,000/student/term — the regularized rate for every school onboarded since). Every historical quote for those schools has been tagged to the matching plan.</w:t>
       </w:r>
     </w:p>
     <w:p>

--- a/docs/jkthub-platform-prd-brd-user-stories.docx
+++ b/docs/jkthub-platform-prd-brd-user-stories.docx
@@ -5755,6 +5755,19 @@
       </w:pPr>
       <w:r>
         <w:t xml:space="preserve">Per-add-on 'Show on /for-schools' toggle: some add-ons (Internet Support, Projector, Laptop Rental, Tablet Rental) have a cost that varies too much by scale/duration to quote as one public number, so admin can mark them visible on the public For Schools page by name/description only — price is never shown for these, regardless of what's stored; a 'Price on request' note shows instead.</w:t>
+      </w:r>
+    </w:p>
+    <w:p>
+      <w:pPr>
+        <w:pStyle w:val="ListParagraph"/>
+        <w:numPr>
+          <w:ilvl w:val="0"/>
+          <w:numId w:val="1"/>
+        </w:numPr>
+        <w:spacing w:after="90"/>
+      </w:pPr>
+      <w:r>
+        <w:t xml:space="preserve">Quantity-based add-ons: any add-on can be marked as giving a free allowance per term (e.g. Laptop/Tablet Rental — 2 free) plus a price per extra unit requested beyond that. Admin enters the requested count directly on a school's term (not a checkbox, a number) and the extra cost is calculated automatically — never a fixed number typed in, always (quantity − free allowance) × price per extra unit, snapshotted so a later change to the add-on's settings never retroactively changes an already-placed request. Shows on the term table, invoice, and the school's own Quotes tab as e.g. '5 requested, 2 free + 3 × ₦15,000'. The public For Schools page also now says 'X included free per term' for these. When a request stays fully within the free allowance (no extra charge), it's left off the invoice's priced line items entirely — the amount due stays exactly the per-student tuition, not a ₦0 line that could read as an added charge.</w:t>
       </w:r>
     </w:p>
     <w:p>

--- a/docs/jkthub-platform-prd-brd-user-stories.docx
+++ b/docs/jkthub-platform-prd-brd-user-stories.docx
@@ -3697,7 +3697,7 @@
         <w:spacing w:after="90"/>
       </w:pPr>
       <w:r>
-        <w:t xml:space="preserve">Auto-save with offline queueing (saves sent once the connection returns).</w:t>
+        <w:t xml:space="preserve">Auto-save with offline queueing (saves sent once the connection returns) — Submit now checks the save actually reached the server (not just locally queued) before grading, so a connection hiccup can never cause a student's real work to be graded as empty.</w:t>
       </w:r>
     </w:p>
     <w:p>
@@ -3723,7 +3723,7 @@
         <w:spacing w:after="90"/>
       </w:pPr>
       <w:r>
-        <w:t xml:space="preserve">Lesson-attached lab tasks (Web/Blockly/Python only): AI grades on submit (score + feedback), up to 3 attempts, first submission pays XP and can unlock the next lesson.</w:t>
+        <w:t xml:space="preserve">Lesson-attached lab tasks (Web/Blockly/Python/Arduino): AI grades on submit (score + feedback), up to 3 attempts, first submission pays XP and can unlock the next lesson.</w:t>
       </w:r>
     </w:p>
     <w:p>

--- a/docs/jkthub-platform-prd-brd-user-stories.docx
+++ b/docs/jkthub-platform-prd-brd-user-stories.docx
@@ -3697,7 +3697,7 @@
         <w:spacing w:after="90"/>
       </w:pPr>
       <w:r>
-        <w:t xml:space="preserve">Auto-save with offline queueing (saves sent once the connection returns) — Submit now checks the save actually reached the server (not just locally queued) before grading, so a connection hiccup can never cause a student's real work to be graded as empty.</w:t>
+        <w:t xml:space="preserve">Auto-save with offline queueing (saves sent once the connection returns) — Submit now checks the save actually reached the server (not just locally queued) before grading, so a connection hiccup can never cause a student's real work to be graded as empty. The Arduino lab's Blocks mode also force-syncs its generated sketch into the saved code before every save, instead of trusting a 300ms background timer to have already run — submitting right after placing a block could otherwise save stale (even blank) code despite a complete, correct circuit.</w:t>
       </w:r>
     </w:p>
     <w:p>

--- a/docs/jkthub-platform-prd-brd-user-stories.docx
+++ b/docs/jkthub-platform-prd-brd-user-stories.docx
@@ -3698,6 +3698,19 @@
       </w:pPr>
       <w:r>
         <w:t xml:space="preserve">Auto-save with offline queueing (saves sent once the connection returns) — Submit now checks the save actually reached the server (not just locally queued) before grading, so a connection hiccup can never cause a student's real work to be graded as empty. The Arduino lab's Blocks mode also force-syncs its generated sketch into the saved code before every save, instead of trusting a 300ms background timer to have already run — submitting right after placing a block could otherwise save stale (even blank) code despite a complete, correct circuit.</w:t>
+      </w:r>
+    </w:p>
+    <w:p>
+      <w:pPr>
+        <w:pStyle w:val="ListParagraph"/>
+        <w:numPr>
+          <w:ilvl w:val="0"/>
+          <w:numId w:val="1"/>
+        </w:numPr>
+        <w:spacing w:after="90"/>
+      </w:pPr>
+      <w:r>
+        <w:t xml:space="preserve">A lesson-linked lab project's type now self-heals against its lesson_labs parent on every load — found (and fixed, platform-wide) real submissions saved under the wrong lab type, which made grading read the wrong field entirely (e.g. an Arduino submission graded via the Blockly branch always looks like "no code," since the two store work under different fields) regardless of what the student actually built. Previously nothing re-checked a project's stored type against its lesson once created.</w:t>
       </w:r>
     </w:p>
     <w:p>

--- a/docs/jkthub-platform-prd-brd-user-stories.docx
+++ b/docs/jkthub-platform-prd-brd-user-stories.docx
@@ -3736,7 +3736,7 @@
         <w:spacing w:after="90"/>
       </w:pPr>
       <w:r>
-        <w:t xml:space="preserve">Lesson-attached lab tasks (Web/Blockly/Python/Arduino): AI grades on submit (score + feedback), up to 3 attempts, first submission pays XP and can unlock the next lesson.</w:t>
+        <w:t xml:space="preserve">Lesson-attached lab tasks (Web/Blockly/Python/Arduino): AI grades on submit (score + feedback), up to 3 attempts, first submission pays XP and can unlock the next lesson. The displayed score is the average across every graded attempt (not just the latest), with each attempt's own score also listed so the student can see the full breakdown.</w:t>
       </w:r>
     </w:p>
     <w:p>
@@ -4400,7 +4400,7 @@
         <w:spacing w:after="90"/>
       </w:pPr>
       <w:r>
-        <w:t xml:space="preserve">Spent in the Shop (banners, title tags, XP Boost), on avatar frames, quiz lifelines (hint/fifty-fifty), streak freezes, and Arcade games.</w:t>
+        <w:t xml:space="preserve">Spent in the Shop (banners, title tags, XP Boost), on avatar frames, quiz lifelines (hint/fifty-fifty), quiz retakes, streak freezes, and Arcade games.</w:t>
       </w:r>
     </w:p>
     <w:p>
@@ -4471,6 +4471,19 @@
       </w:pPr>
       <w:r>
         <w:t xml:space="preserve">AI hint (10 coins) and 50/50 (20 coins) during a quiz attempt.</w:t>
+      </w:r>
+    </w:p>
+    <w:p>
+      <w:pPr>
+        <w:pStyle w:val="ListParagraph"/>
+        <w:numPr>
+          <w:ilvl w:val="0"/>
+          <w:numId w:val="1"/>
+        </w:numPr>
+        <w:spacing w:after="90"/>
+      </w:pPr>
+      <w:r>
+        <w:t xml:space="preserve">Retaking an already-submitted quiz costs 15 coins, confirmed via a pop-up before it proceeds; unlimited retakes, but only the first attempt ever earns XP or the boss-battle coin bonus.</w:t>
       </w:r>
     </w:p>
     <w:p>
@@ -9205,7 +9218,7 @@
           <w:sz w:val="21"/>
           <w:szCs w:val="21"/>
         </w:rPr>
-        <w:t xml:space="preserve">I want to retake a quiz as many times as I want, </w:t>
+        <w:t xml:space="preserve">I want to retake a quiz as many times as I want, with a clear coin-cost warning before I commit, </w:t>
       </w:r>
       <w:r>
         <w:rPr>
@@ -9215,7 +9228,7 @@
           <w:sz w:val="21"/>
           <w:szCs w:val="21"/>
         </w:rPr>
-        <w:t xml:space="preserve">so that I can keep practicing until I've really mastered it, even though only my first attempt earns XP.</w:t>
+        <w:t xml:space="preserve">so that I can keep practicing until I've really mastered it, even though only my first attempt earns XP, and I'm never surprised by a coin charge.</w:t>
       </w:r>
     </w:p>
     <w:p>
@@ -9518,6 +9531,42 @@
           <w:szCs w:val="21"/>
         </w:rPr>
         <w:t xml:space="preserve">so that I know if my work meets the lesson's goal before moving on.</w:t>
+      </w:r>
+    </w:p>
+    <w:p>
+      <w:pPr>
+        <w:pStyle w:val="ListParagraph"/>
+        <w:numPr>
+          <w:ilvl w:val="0"/>
+          <w:numId w:val="1"/>
+        </w:numPr>
+        <w:spacing w:after="130" w:line="280"/>
+      </w:pPr>
+      <w:r>
+        <w:rPr>
+          <w:b/>
+          <w:bCs/>
+          <w:sz w:val="21"/>
+          <w:szCs w:val="21"/>
+        </w:rPr>
+        <w:t xml:space="preserve">As a Student, </w:t>
+      </w:r>
+      <w:r>
+        <w:rPr>
+          <w:sz w:val="21"/>
+          <w:szCs w:val="21"/>
+        </w:rPr>
+        <w:t xml:space="preserve">I want to resubmit a lab task up to the attempt limit and see my average score plus every attempt's own score when I view the result, </w:t>
+      </w:r>
+      <w:r>
+        <w:rPr>
+          <w:i/>
+          <w:iCs/>
+          <w:color w:val="666666"/>
+          <w:sz w:val="21"/>
+          <w:szCs w:val="21"/>
+        </w:rPr>
+        <w:t xml:space="preserve">so that I can see whether resubmitting actually improved my work, not just my latest grade.</w:t>
       </w:r>
     </w:p>
     <w:p>

--- a/docs/jkthub-platform-prd-brd-user-stories.docx
+++ b/docs/jkthub-platform-prd-brd-user-stories.docx
@@ -4483,7 +4483,7 @@
         <w:spacing w:after="90"/>
       </w:pPr>
       <w:r>
-        <w:t xml:space="preserve">Retaking an already-submitted quiz costs 15 coins, confirmed via a pop-up before it proceeds; unlimited retakes, but only the first attempt ever earns XP or the boss-battle coin bonus.</w:t>
+        <w:t xml:space="preserve">Retaking an already-submitted quiz costs 15 coins, confirmed via a pop-up (which states the attempt number) before it proceeds; capped at 3 attempts total, same cap as a lesson-attached lab task, and only the first attempt ever earns XP or the boss-battle coin bonus.</w:t>
       </w:r>
     </w:p>
     <w:p>
@@ -9218,7 +9218,7 @@
           <w:sz w:val="21"/>
           <w:szCs w:val="21"/>
         </w:rPr>
-        <w:t xml:space="preserve">I want to retake a quiz as many times as I want, with a clear coin-cost warning before I commit, </w:t>
+        <w:t xml:space="preserve">I want to retake a quiz up to 3 times, with a clear coin-cost and attempt-number warning before each retry, </w:t>
       </w:r>
       <w:r>
         <w:rPr>
@@ -9228,7 +9228,7 @@
           <w:sz w:val="21"/>
           <w:szCs w:val="21"/>
         </w:rPr>
-        <w:t xml:space="preserve">so that I can keep practicing until I've really mastered it, even though only my first attempt earns XP, and I'm never surprised by a coin charge.</w:t>
+        <w:t xml:space="preserve">so that I can keep practicing within a fair limit, even though only my first attempt earns XP, and I always know exactly which attempt I'm paying for.</w:t>
       </w:r>
     </w:p>
     <w:p>

--- a/docs/jkthub-platform-prd-brd-user-stories.docx
+++ b/docs/jkthub-platform-prd-brd-user-stories.docx
@@ -4483,7 +4483,7 @@
         <w:spacing w:after="90"/>
       </w:pPr>
       <w:r>
-        <w:t xml:space="preserve">Retaking an already-submitted quiz costs 15 coins, confirmed via a pop-up (which states the attempt number) before it proceeds; capped at 3 attempts total, same cap as a lesson-attached lab task, and only the first attempt ever earns XP or the boss-battle coin bonus.</w:t>
+        <w:t xml:space="preserve">Retaking an already-submitted quiz costs 15 coins, confirmed via a pop-up (which states the attempt number) before it proceeds; capped at 3 attempts total, same cap as a lesson-attached lab task, and only the first attempt ever earns XP or the boss-battle coin bonus. The quiz summary always shows a persistent "Attempt X of 3" count (from the very first submission onward), plus an average score and a per-attempt score breakdown once there's more than one attempt.</w:t>
       </w:r>
     </w:p>
     <w:p>

--- a/docs/jkthub-platform-prd-brd-user-stories.docx
+++ b/docs/jkthub-platform-prd-brd-user-stories.docx
@@ -7539,6 +7539,458 @@
                 <w:szCs w:val="19"/>
               </w:rPr>
               <w:t xml:space="preserve">Should be enabled once the production domain is confirmed fully HTTPS end-to-end.</w:t>
+            </w:r>
+          </w:p>
+        </w:tc>
+      </w:tr>
+    </w:tbl>
+    <w:p>
+      <w:r>
+        <w:br w:type="page"/>
+      </w:r>
+    </w:p>
+    <w:p>
+      <w:pPr>
+        <w:pStyle w:val="Heading1"/>
+        <w:spacing w:after="160" w:before="320"/>
+      </w:pPr>
+      <w:r>
+        <w:t xml:space="preserve">6. Pending Work &amp; Near-Term Roadmap</w:t>
+      </w:r>
+    </w:p>
+    <w:p>
+      <w:pPr>
+        <w:spacing w:after="160" w:line="300"/>
+      </w:pPr>
+      <w:r>
+        <w:rPr>
+          <w:sz w:val="21"/>
+          <w:szCs w:val="21"/>
+        </w:rPr>
+        <w:t xml:space="preserve">All items in the Known Issues &amp; Technical Debt Register (§5) are now queued for resolution and are being worked through incrementally, starting with the highest-impact security/trust-boundary gaps (parent result-page ownership checks, badge-awarding trust boundary, inconsistent student-route auth gating) before cosmetic/dead-code items.</w:t>
+      </w:r>
+    </w:p>
+    <w:p>
+      <w:pPr>
+        <w:spacing w:after="160"/>
+      </w:pPr>
+    </w:p>
+    <w:p>
+      <w:pPr>
+        <w:pStyle w:val="Heading3"/>
+        <w:spacing w:after="160" w:before="320"/>
+      </w:pPr>
+      <w:r>
+        <w:t xml:space="preserve">New Initiative: Arcade Gamification &amp; Multiplayer</w:t>
+      </w:r>
+    </w:p>
+    <w:p>
+      <w:pPr>
+        <w:spacing w:after="160" w:line="300"/>
+      </w:pPr>
+      <w:r>
+        <w:rPr>
+          <w:sz w:val="21"/>
+          <w:szCs w:val="21"/>
+        </w:rPr>
+        <w:t xml:space="preserve">Requested next: turn the Arcade from a set of static solo mini-games into a more gamified, more varied, and optionally multiplayer experience usable as a live classroom activity. Below is the shape of the ask as of this revision — design and sequencing to be finalized before implementation.</w:t>
+      </w:r>
+    </w:p>
+    <w:tbl>
+      <w:tblPr>
+        <w:tblW w:type="dxa" w:w="9350"/>
+        <w:tblBorders>
+          <w:top w:val="single" w:color="auto" w:sz="4"/>
+          <w:left w:val="single" w:color="auto" w:sz="4"/>
+          <w:bottom w:val="single" w:color="auto" w:sz="4"/>
+          <w:right w:val="single" w:color="auto" w:sz="4"/>
+          <w:insideH w:val="single" w:color="auto" w:sz="4"/>
+          <w:insideV w:val="single" w:color="auto" w:sz="4"/>
+        </w:tblBorders>
+      </w:tblPr>
+      <w:tblGrid>
+        <w:gridCol w:w="1800"/>
+        <w:gridCol w:w="2200"/>
+        <w:gridCol w:w="5350"/>
+      </w:tblGrid>
+      <w:tr>
+        <w:trPr>
+          <w:tblHeader/>
+        </w:trPr>
+        <w:tc>
+          <w:tcPr>
+            <w:tcW w:type="dxa" w:w="1800"/>
+            <w:shd w:fill="A17807" w:color="auto" w:val="clear"/>
+            <w:tcMar>
+              <w:top w:type="dxa" w:w="80"/>
+              <w:left w:type="dxa" w:w="100"/>
+              <w:bottom w:type="dxa" w:w="80"/>
+              <w:right w:type="dxa" w:w="100"/>
+            </w:tcMar>
+            <w:vAlign w:val="center"/>
+          </w:tcPr>
+          <w:p>
+            <w:r>
+              <w:rPr>
+                <w:b/>
+                <w:bCs/>
+                <w:color w:val="FFFFFF"/>
+                <w:sz w:val="19"/>
+                <w:szCs w:val="19"/>
+              </w:rPr>
+              <w:t xml:space="preserve">Area</w:t>
+            </w:r>
+          </w:p>
+        </w:tc>
+        <w:tc>
+          <w:tcPr>
+            <w:tcW w:type="dxa" w:w="2200"/>
+            <w:shd w:fill="A17807" w:color="auto" w:val="clear"/>
+            <w:tcMar>
+              <w:top w:type="dxa" w:w="80"/>
+              <w:left w:type="dxa" w:w="100"/>
+              <w:bottom w:type="dxa" w:w="80"/>
+              <w:right w:type="dxa" w:w="100"/>
+            </w:tcMar>
+            <w:vAlign w:val="center"/>
+          </w:tcPr>
+          <w:p>
+            <w:r>
+              <w:rPr>
+                <w:b/>
+                <w:bCs/>
+                <w:color w:val="FFFFFF"/>
+                <w:sz w:val="19"/>
+                <w:szCs w:val="19"/>
+              </w:rPr>
+              <w:t xml:space="preserve">Item</w:t>
+            </w:r>
+          </w:p>
+        </w:tc>
+        <w:tc>
+          <w:tcPr>
+            <w:tcW w:type="dxa" w:w="5350"/>
+            <w:shd w:fill="A17807" w:color="auto" w:val="clear"/>
+            <w:tcMar>
+              <w:top w:type="dxa" w:w="80"/>
+              <w:left w:type="dxa" w:w="100"/>
+              <w:bottom w:type="dxa" w:w="80"/>
+              <w:right w:type="dxa" w:w="100"/>
+            </w:tcMar>
+            <w:vAlign w:val="center"/>
+          </w:tcPr>
+          <w:p>
+            <w:r>
+              <w:rPr>
+                <w:b/>
+                <w:bCs/>
+                <w:color w:val="FFFFFF"/>
+                <w:sz w:val="19"/>
+                <w:szCs w:val="19"/>
+              </w:rPr>
+              <w:t xml:space="preserve">Notes</w:t>
+            </w:r>
+          </w:p>
+        </w:tc>
+      </w:tr>
+      <w:tr>
+        <w:tc>
+          <w:tcPr>
+            <w:tcW w:type="dxa" w:w="1800"/>
+            <w:tcMar>
+              <w:top w:type="dxa" w:w="80"/>
+              <w:left w:type="dxa" w:w="100"/>
+              <w:bottom w:type="dxa" w:w="80"/>
+              <w:right w:type="dxa" w:w="100"/>
+            </w:tcMar>
+            <w:vAlign w:val="center"/>
+          </w:tcPr>
+          <w:p>
+            <w:r>
+              <w:rPr>
+                <w:b w:val="false"/>
+                <w:bCs w:val="false"/>
+                <w:color w:val="2B2B2B"/>
+                <w:sz w:val="19"/>
+                <w:szCs w:val="19"/>
+              </w:rPr>
+              <w:t xml:space="preserve">Student — Arcade</w:t>
+            </w:r>
+          </w:p>
+        </w:tc>
+        <w:tc>
+          <w:tcPr>
+            <w:tcW w:type="dxa" w:w="2200"/>
+            <w:tcMar>
+              <w:top w:type="dxa" w:w="80"/>
+              <w:left w:type="dxa" w:w="100"/>
+              <w:bottom w:type="dxa" w:w="80"/>
+              <w:right w:type="dxa" w:w="100"/>
+            </w:tcMar>
+            <w:vAlign w:val="center"/>
+          </w:tcPr>
+          <w:p>
+            <w:r>
+              <w:rPr>
+                <w:b w:val="false"/>
+                <w:bCs w:val="false"/>
+                <w:color w:val="2B2B2B"/>
+                <w:sz w:val="19"/>
+                <w:szCs w:val="19"/>
+              </w:rPr>
+              <w:t xml:space="preserve">Difficulty levels</w:t>
+            </w:r>
+          </w:p>
+        </w:tc>
+        <w:tc>
+          <w:tcPr>
+            <w:tcW w:type="dxa" w:w="5350"/>
+            <w:tcMar>
+              <w:top w:type="dxa" w:w="80"/>
+              <w:left w:type="dxa" w:w="100"/>
+              <w:bottom w:type="dxa" w:w="80"/>
+              <w:right w:type="dxa" w:w="100"/>
+            </w:tcMar>
+            <w:vAlign w:val="center"/>
+          </w:tcPr>
+          <w:p>
+            <w:r>
+              <w:rPr>
+                <w:b w:val="false"/>
+                <w:bCs w:val="false"/>
+                <w:color w:val="2B2B2B"/>
+                <w:sz w:val="19"/>
+                <w:szCs w:val="19"/>
+              </w:rPr>
+              <w:t xml:space="preserve">Each arcade game gains selectable difficulty tiers (e.g. Easy/Medium/Hard) affecting question pool, time pressure, and/or scoring — currently games have no difficulty concept.</w:t>
+            </w:r>
+          </w:p>
+        </w:tc>
+      </w:tr>
+      <w:tr>
+        <w:tc>
+          <w:tcPr>
+            <w:tcW w:type="dxa" w:w="1800"/>
+            <w:shd w:fill="F4F1EA" w:color="auto" w:val="clear"/>
+            <w:tcMar>
+              <w:top w:type="dxa" w:w="80"/>
+              <w:left w:type="dxa" w:w="100"/>
+              <w:bottom w:type="dxa" w:w="80"/>
+              <w:right w:type="dxa" w:w="100"/>
+            </w:tcMar>
+            <w:vAlign w:val="center"/>
+          </w:tcPr>
+          <w:p>
+            <w:r>
+              <w:rPr>
+                <w:b w:val="false"/>
+                <w:bCs w:val="false"/>
+                <w:color w:val="2B2B2B"/>
+                <w:sz w:val="19"/>
+                <w:szCs w:val="19"/>
+              </w:rPr>
+              <w:t xml:space="preserve">Student — Arcade</w:t>
+            </w:r>
+          </w:p>
+        </w:tc>
+        <w:tc>
+          <w:tcPr>
+            <w:tcW w:type="dxa" w:w="2200"/>
+            <w:shd w:fill="F4F1EA" w:color="auto" w:val="clear"/>
+            <w:tcMar>
+              <w:top w:type="dxa" w:w="80"/>
+              <w:left w:type="dxa" w:w="100"/>
+              <w:bottom w:type="dxa" w:w="80"/>
+              <w:right w:type="dxa" w:w="100"/>
+            </w:tcMar>
+            <w:vAlign w:val="center"/>
+          </w:tcPr>
+          <w:p>
+            <w:r>
+              <w:rPr>
+                <w:b w:val="false"/>
+                <w:bCs w:val="false"/>
+                <w:color w:val="2B2B2B"/>
+                <w:sz w:val="19"/>
+                <w:szCs w:val="19"/>
+              </w:rPr>
+              <w:t xml:space="preserve">Deeper gamification</w:t>
+            </w:r>
+          </w:p>
+        </w:tc>
+        <w:tc>
+          <w:tcPr>
+            <w:tcW w:type="dxa" w:w="5350"/>
+            <w:shd w:fill="F4F1EA" w:color="auto" w:val="clear"/>
+            <w:tcMar>
+              <w:top w:type="dxa" w:w="80"/>
+              <w:left w:type="dxa" w:w="100"/>
+              <w:bottom w:type="dxa" w:w="80"/>
+              <w:right w:type="dxa" w:w="100"/>
+            </w:tcMar>
+            <w:vAlign w:val="center"/>
+          </w:tcPr>
+          <w:p>
+            <w:r>
+              <w:rPr>
+                <w:b w:val="false"/>
+                <w:bCs w:val="false"/>
+                <w:color w:val="2B2B2B"/>
+                <w:sz w:val="19"/>
+                <w:szCs w:val="19"/>
+              </w:rPr>
+              <w:t xml:space="preserve">Streak bonuses, per-game leaderboards, unlockable cosmetics/badges tied to arcade performance specifically (distinct from the existing quiz/lesson XP system) — scope to be finalized.</w:t>
+            </w:r>
+          </w:p>
+        </w:tc>
+      </w:tr>
+      <w:tr>
+        <w:tc>
+          <w:tcPr>
+            <w:tcW w:type="dxa" w:w="1800"/>
+            <w:tcMar>
+              <w:top w:type="dxa" w:w="80"/>
+              <w:left w:type="dxa" w:w="100"/>
+              <w:bottom w:type="dxa" w:w="80"/>
+              <w:right w:type="dxa" w:w="100"/>
+            </w:tcMar>
+            <w:vAlign w:val="center"/>
+          </w:tcPr>
+          <w:p>
+            <w:r>
+              <w:rPr>
+                <w:b w:val="false"/>
+                <w:bCs w:val="false"/>
+                <w:color w:val="2B2B2B"/>
+                <w:sz w:val="19"/>
+                <w:szCs w:val="19"/>
+              </w:rPr>
+              <w:t xml:space="preserve">Student — Arcade</w:t>
+            </w:r>
+          </w:p>
+        </w:tc>
+        <w:tc>
+          <w:tcPr>
+            <w:tcW w:type="dxa" w:w="2200"/>
+            <w:tcMar>
+              <w:top w:type="dxa" w:w="80"/>
+              <w:left w:type="dxa" w:w="100"/>
+              <w:bottom w:type="dxa" w:w="80"/>
+              <w:right w:type="dxa" w:w="100"/>
+            </w:tcMar>
+            <w:vAlign w:val="center"/>
+          </w:tcPr>
+          <w:p>
+            <w:r>
+              <w:rPr>
+                <w:b w:val="false"/>
+                <w:bCs w:val="false"/>
+                <w:color w:val="2B2B2B"/>
+                <w:sz w:val="19"/>
+                <w:szCs w:val="19"/>
+              </w:rPr>
+              <w:t xml:space="preserve">More educational games</w:t>
+            </w:r>
+          </w:p>
+        </w:tc>
+        <w:tc>
+          <w:tcPr>
+            <w:tcW w:type="dxa" w:w="5350"/>
+            <w:tcMar>
+              <w:top w:type="dxa" w:w="80"/>
+              <w:left w:type="dxa" w:w="100"/>
+              <w:bottom w:type="dxa" w:w="80"/>
+              <w:right w:type="dxa" w:w="100"/>
+            </w:tcMar>
+            <w:vAlign w:val="center"/>
+          </w:tcPr>
+          <w:p>
+            <w:r>
+              <w:rPr>
+                <w:b w:val="false"/>
+                <w:bCs w:val="false"/>
+                <w:color w:val="2B2B2B"/>
+                <w:sz w:val="19"/>
+                <w:szCs w:val="19"/>
+              </w:rPr>
+              <w:t xml:space="preserve">Expand beyond the current game roster with additional subject-aligned mini-games.</w:t>
+            </w:r>
+          </w:p>
+        </w:tc>
+      </w:tr>
+      <w:tr>
+        <w:tc>
+          <w:tcPr>
+            <w:tcW w:type="dxa" w:w="1800"/>
+            <w:shd w:fill="F4F1EA" w:color="auto" w:val="clear"/>
+            <w:tcMar>
+              <w:top w:type="dxa" w:w="80"/>
+              <w:left w:type="dxa" w:w="100"/>
+              <w:bottom w:type="dxa" w:w="80"/>
+              <w:right w:type="dxa" w:w="100"/>
+            </w:tcMar>
+            <w:vAlign w:val="center"/>
+          </w:tcPr>
+          <w:p>
+            <w:r>
+              <w:rPr>
+                <w:b w:val="false"/>
+                <w:bCs w:val="false"/>
+                <w:color w:val="2B2B2B"/>
+                <w:sz w:val="19"/>
+                <w:szCs w:val="19"/>
+              </w:rPr>
+              <w:t xml:space="preserve">Student — Arcade</w:t>
+            </w:r>
+          </w:p>
+        </w:tc>
+        <w:tc>
+          <w:tcPr>
+            <w:tcW w:type="dxa" w:w="2200"/>
+            <w:shd w:fill="F4F1EA" w:color="auto" w:val="clear"/>
+            <w:tcMar>
+              <w:top w:type="dxa" w:w="80"/>
+              <w:left w:type="dxa" w:w="100"/>
+              <w:bottom w:type="dxa" w:w="80"/>
+              <w:right w:type="dxa" w:w="100"/>
+            </w:tcMar>
+            <w:vAlign w:val="center"/>
+          </w:tcPr>
+          <w:p>
+            <w:r>
+              <w:rPr>
+                <w:b w:val="false"/>
+                <w:bCs w:val="false"/>
+                <w:color w:val="2B2B2B"/>
+                <w:sz w:val="19"/>
+                <w:szCs w:val="19"/>
+              </w:rPr>
+              <w:t xml:space="preserve">Multiplayer / classroom-activity mode</w:t>
+            </w:r>
+          </w:p>
+        </w:tc>
+        <w:tc>
+          <w:tcPr>
+            <w:tcW w:type="dxa" w:w="5350"/>
+            <w:shd w:fill="F4F1EA" w:color="auto" w:val="clear"/>
+            <w:tcMar>
+              <w:top w:type="dxa" w:w="80"/>
+              <w:left w:type="dxa" w:w="100"/>
+              <w:bottom w:type="dxa" w:w="80"/>
+              <w:right w:type="dxa" w:w="100"/>
+            </w:tcMar>
+            <w:vAlign w:val="center"/>
+          </w:tcPr>
+          <w:p>
+            <w:r>
+              <w:rPr>
+                <w:b w:val="false"/>
+                <w:bCs w:val="false"/>
+                <w:color w:val="2B2B2B"/>
+                <w:sz w:val="19"/>
+                <w:szCs w:val="19"/>
+              </w:rPr>
+              <w:t xml:space="preserve">Real-time, synchronous play so a teacher can run an arcade game live as a class activity (Kahoot-style) — the single biggest lift of this initiative, since no real-time/WebSocket infrastructure exists anywhere in the codebase today. Requires new server-side real-time plumbing, a classroom-session/room concept, and live-scoring UI, none of which currently exist.</w:t>
             </w:r>
           </w:p>
         </w:tc>

--- a/docs/jkthub-platform-prd-brd-user-stories.docx
+++ b/docs/jkthub-platform-prd-brd-user-stories.docx
@@ -6986,7 +6986,7 @@
                 <w:sz w:val="19"/>
                 <w:szCs w:val="19"/>
               </w:rPr>
-              <w:t xml:space="preserve">/student/analytics</w:t>
+              <w:t xml:space="preserve">Inconsistent auth gating</w:t>
             </w:r>
           </w:p>
         </w:tc>
@@ -7011,7 +7011,7 @@
                 <w:sz w:val="19"/>
                 <w:szCs w:val="19"/>
               </w:rPr>
-              <w:t xml:space="preserve">Loads the dashboard template without the data it expects — a dead route left over from an earlier iteration.</w:t>
+              <w:t xml:space="preserve">Several /student routes don't require ensureAuthenticated even though the router has no blanket auth gate of its own — a pre-existing inconsistency, not something introduced recently.</w:t>
             </w:r>
           </w:p>
         </w:tc>
@@ -7037,7 +7037,7 @@
                 <w:sz w:val="19"/>
                 <w:szCs w:val="19"/>
               </w:rPr>
-              <w:t xml:space="preserve">Student</w:t>
+              <w:t xml:space="preserve">Parent</w:t>
             </w:r>
           </w:p>
         </w:tc>
@@ -7061,7 +7061,7 @@
                 <w:sz w:val="19"/>
                 <w:szCs w:val="19"/>
               </w:rPr>
-              <w:t xml:space="preserve">Badge awarding is client-triggered</w:t>
+              <w:t xml:space="preserve">No parent-teacher messaging surface</w:t>
             </w:r>
           </w:p>
         </w:tc>
@@ -7085,7 +7085,7 @@
                 <w:sz w:val="19"/>
                 <w:szCs w:val="19"/>
               </w:rPr>
-              <w:t xml:space="preserve">The browser calls /student/award-badge to tell the server to award a badge, rather than the server deciding independently — a trust-boundary weakness worth revisiting.</w:t>
+              <w:t xml:space="preserve">A general direct-message API exists platform-wide, but nothing on the parent dashboard exposes it for contacting a teacher.</w:t>
             </w:r>
           </w:p>
         </w:tc>
@@ -7112,7 +7112,7 @@
                 <w:sz w:val="19"/>
                 <w:szCs w:val="19"/>
               </w:rPr>
-              <w:t xml:space="preserve">Student</w:t>
+              <w:t xml:space="preserve">Public</w:t>
             </w:r>
           </w:p>
         </w:tc>
@@ -7137,7 +7137,7 @@
                 <w:sz w:val="19"/>
                 <w:szCs w:val="19"/>
               </w:rPr>
-              <w:t xml:space="preserve">Inconsistent auth gating</w:t>
+              <w:t xml:space="preserve">Footer newsletter sign-up is wired to the wrong endpoint</w:t>
             </w:r>
           </w:p>
         </w:tc>
@@ -7162,7 +7162,7 @@
                 <w:sz w:val="19"/>
                 <w:szCs w:val="19"/>
               </w:rPr>
-              <w:t xml:space="preserve">Several /student routes don't require ensureAuthenticated even though the router has no blanket auth gate of its own — a pre-existing inconsistency, not something introduced recently.</w:t>
+              <w:t xml:space="preserve">It posts to /subscribe, which is actually the browser-push opt-in — there is no real email-list sign-up handler behind it.</w:t>
             </w:r>
           </w:p>
         </w:tc>
@@ -7188,7 +7188,7 @@
                 <w:sz w:val="19"/>
                 <w:szCs w:val="19"/>
               </w:rPr>
-              <w:t xml:space="preserve">Parent</w:t>
+              <w:t xml:space="preserve">Cross-cutting</w:t>
             </w:r>
           </w:p>
         </w:tc>
@@ -7212,7 +7212,7 @@
                 <w:sz w:val="19"/>
                 <w:szCs w:val="19"/>
               </w:rPr>
-              <w:t xml:space="preserve">Quiz/assignment result pages have no ownership check</w:t>
+              <w:t xml:space="preserve">CSRF coverage is partial</w:t>
             </w:r>
           </w:p>
         </w:tc>
@@ -7236,7 +7236,7 @@
                 <w:sz w:val="19"/>
                 <w:szCs w:val="19"/>
               </w:rPr>
-              <w:t xml:space="preserve">Anyone with the link can open a result page — should be scoped to the owning parent/student.</w:t>
+              <w:t xml:space="preserve">Being added router-by-router (per the project's own established pattern); some older routes remain unprotected.</w:t>
             </w:r>
           </w:p>
         </w:tc>
@@ -7263,7 +7263,7 @@
                 <w:sz w:val="19"/>
                 <w:szCs w:val="19"/>
               </w:rPr>
-              <w:t xml:space="preserve">Parent</w:t>
+              <w:t xml:space="preserve">Cross-cutting</w:t>
             </w:r>
           </w:p>
         </w:tc>
@@ -7288,7 +7288,7 @@
                 <w:sz w:val="19"/>
                 <w:szCs w:val="19"/>
               </w:rPr>
-              <w:t xml:space="preserve">No parent-teacher messaging surface</w:t>
+              <w:t xml:space="preserve">Session cookie `secure` flag is false</w:t>
             </w:r>
           </w:p>
         </w:tc>
@@ -7296,231 +7296,6 @@
           <w:tcPr>
             <w:tcW w:type="dxa" w:w="4350"/>
             <w:shd w:fill="F4F1EA" w:color="auto" w:val="clear"/>
-            <w:tcMar>
-              <w:top w:type="dxa" w:w="80"/>
-              <w:left w:type="dxa" w:w="100"/>
-              <w:bottom w:type="dxa" w:w="80"/>
-              <w:right w:type="dxa" w:w="100"/>
-            </w:tcMar>
-            <w:vAlign w:val="center"/>
-          </w:tcPr>
-          <w:p>
-            <w:r>
-              <w:rPr>
-                <w:b w:val="false"/>
-                <w:bCs w:val="false"/>
-                <w:color w:val="2B2B2B"/>
-                <w:sz w:val="19"/>
-                <w:szCs w:val="19"/>
-              </w:rPr>
-              <w:t xml:space="preserve">A general direct-message API exists platform-wide, but nothing on the parent dashboard exposes it for contacting a teacher.</w:t>
-            </w:r>
-          </w:p>
-        </w:tc>
-      </w:tr>
-      <w:tr>
-        <w:tc>
-          <w:tcPr>
-            <w:tcW w:type="dxa" w:w="1400"/>
-            <w:tcMar>
-              <w:top w:type="dxa" w:w="80"/>
-              <w:left w:type="dxa" w:w="100"/>
-              <w:bottom w:type="dxa" w:w="80"/>
-              <w:right w:type="dxa" w:w="100"/>
-            </w:tcMar>
-            <w:vAlign w:val="center"/>
-          </w:tcPr>
-          <w:p>
-            <w:r>
-              <w:rPr>
-                <w:b w:val="false"/>
-                <w:bCs w:val="false"/>
-                <w:color w:val="2B2B2B"/>
-                <w:sz w:val="19"/>
-                <w:szCs w:val="19"/>
-              </w:rPr>
-              <w:t xml:space="preserve">Public</w:t>
-            </w:r>
-          </w:p>
-        </w:tc>
-        <w:tc>
-          <w:tcPr>
-            <w:tcW w:type="dxa" w:w="3600"/>
-            <w:tcMar>
-              <w:top w:type="dxa" w:w="80"/>
-              <w:left w:type="dxa" w:w="100"/>
-              <w:bottom w:type="dxa" w:w="80"/>
-              <w:right w:type="dxa" w:w="100"/>
-            </w:tcMar>
-            <w:vAlign w:val="center"/>
-          </w:tcPr>
-          <w:p>
-            <w:r>
-              <w:rPr>
-                <w:b w:val="false"/>
-                <w:bCs w:val="false"/>
-                <w:color w:val="2B2B2B"/>
-                <w:sz w:val="19"/>
-                <w:szCs w:val="19"/>
-              </w:rPr>
-              <w:t xml:space="preserve">Footer newsletter sign-up is wired to the wrong endpoint</w:t>
-            </w:r>
-          </w:p>
-        </w:tc>
-        <w:tc>
-          <w:tcPr>
-            <w:tcW w:type="dxa" w:w="4350"/>
-            <w:tcMar>
-              <w:top w:type="dxa" w:w="80"/>
-              <w:left w:type="dxa" w:w="100"/>
-              <w:bottom w:type="dxa" w:w="80"/>
-              <w:right w:type="dxa" w:w="100"/>
-            </w:tcMar>
-            <w:vAlign w:val="center"/>
-          </w:tcPr>
-          <w:p>
-            <w:r>
-              <w:rPr>
-                <w:b w:val="false"/>
-                <w:bCs w:val="false"/>
-                <w:color w:val="2B2B2B"/>
-                <w:sz w:val="19"/>
-                <w:szCs w:val="19"/>
-              </w:rPr>
-              <w:t xml:space="preserve">It posts to /subscribe, which is actually the browser-push opt-in — there is no real email-list sign-up handler behind it.</w:t>
-            </w:r>
-          </w:p>
-        </w:tc>
-      </w:tr>
-      <w:tr>
-        <w:tc>
-          <w:tcPr>
-            <w:tcW w:type="dxa" w:w="1400"/>
-            <w:shd w:fill="F4F1EA" w:color="auto" w:val="clear"/>
-            <w:tcMar>
-              <w:top w:type="dxa" w:w="80"/>
-              <w:left w:type="dxa" w:w="100"/>
-              <w:bottom w:type="dxa" w:w="80"/>
-              <w:right w:type="dxa" w:w="100"/>
-            </w:tcMar>
-            <w:vAlign w:val="center"/>
-          </w:tcPr>
-          <w:p>
-            <w:r>
-              <w:rPr>
-                <w:b w:val="false"/>
-                <w:bCs w:val="false"/>
-                <w:color w:val="2B2B2B"/>
-                <w:sz w:val="19"/>
-                <w:szCs w:val="19"/>
-              </w:rPr>
-              <w:t xml:space="preserve">Cross-cutting</w:t>
-            </w:r>
-          </w:p>
-        </w:tc>
-        <w:tc>
-          <w:tcPr>
-            <w:tcW w:type="dxa" w:w="3600"/>
-            <w:shd w:fill="F4F1EA" w:color="auto" w:val="clear"/>
-            <w:tcMar>
-              <w:top w:type="dxa" w:w="80"/>
-              <w:left w:type="dxa" w:w="100"/>
-              <w:bottom w:type="dxa" w:w="80"/>
-              <w:right w:type="dxa" w:w="100"/>
-            </w:tcMar>
-            <w:vAlign w:val="center"/>
-          </w:tcPr>
-          <w:p>
-            <w:r>
-              <w:rPr>
-                <w:b w:val="false"/>
-                <w:bCs w:val="false"/>
-                <w:color w:val="2B2B2B"/>
-                <w:sz w:val="19"/>
-                <w:szCs w:val="19"/>
-              </w:rPr>
-              <w:t xml:space="preserve">CSRF coverage is partial</w:t>
-            </w:r>
-          </w:p>
-        </w:tc>
-        <w:tc>
-          <w:tcPr>
-            <w:tcW w:type="dxa" w:w="4350"/>
-            <w:shd w:fill="F4F1EA" w:color="auto" w:val="clear"/>
-            <w:tcMar>
-              <w:top w:type="dxa" w:w="80"/>
-              <w:left w:type="dxa" w:w="100"/>
-              <w:bottom w:type="dxa" w:w="80"/>
-              <w:right w:type="dxa" w:w="100"/>
-            </w:tcMar>
-            <w:vAlign w:val="center"/>
-          </w:tcPr>
-          <w:p>
-            <w:r>
-              <w:rPr>
-                <w:b w:val="false"/>
-                <w:bCs w:val="false"/>
-                <w:color w:val="2B2B2B"/>
-                <w:sz w:val="19"/>
-                <w:szCs w:val="19"/>
-              </w:rPr>
-              <w:t xml:space="preserve">Being added router-by-router (per the project's own established pattern); some older routes remain unprotected.</w:t>
-            </w:r>
-          </w:p>
-        </w:tc>
-      </w:tr>
-      <w:tr>
-        <w:tc>
-          <w:tcPr>
-            <w:tcW w:type="dxa" w:w="1400"/>
-            <w:tcMar>
-              <w:top w:type="dxa" w:w="80"/>
-              <w:left w:type="dxa" w:w="100"/>
-              <w:bottom w:type="dxa" w:w="80"/>
-              <w:right w:type="dxa" w:w="100"/>
-            </w:tcMar>
-            <w:vAlign w:val="center"/>
-          </w:tcPr>
-          <w:p>
-            <w:r>
-              <w:rPr>
-                <w:b w:val="false"/>
-                <w:bCs w:val="false"/>
-                <w:color w:val="2B2B2B"/>
-                <w:sz w:val="19"/>
-                <w:szCs w:val="19"/>
-              </w:rPr>
-              <w:t xml:space="preserve">Cross-cutting</w:t>
-            </w:r>
-          </w:p>
-        </w:tc>
-        <w:tc>
-          <w:tcPr>
-            <w:tcW w:type="dxa" w:w="3600"/>
-            <w:tcMar>
-              <w:top w:type="dxa" w:w="80"/>
-              <w:left w:type="dxa" w:w="100"/>
-              <w:bottom w:type="dxa" w:w="80"/>
-              <w:right w:type="dxa" w:w="100"/>
-            </w:tcMar>
-            <w:vAlign w:val="center"/>
-          </w:tcPr>
-          <w:p>
-            <w:r>
-              <w:rPr>
-                <w:b w:val="false"/>
-                <w:bCs w:val="false"/>
-                <w:color w:val="2B2B2B"/>
-                <w:sz w:val="19"/>
-                <w:szCs w:val="19"/>
-              </w:rPr>
-              <w:t xml:space="preserve">Session cookie `secure` flag is false</w:t>
-            </w:r>
-          </w:p>
-        </w:tc>
-        <w:tc>
-          <w:tcPr>
-            <w:tcW w:type="dxa" w:w="4350"/>
             <w:tcMar>
               <w:top w:type="dxa" w:w="80"/>
               <w:left w:type="dxa" w:w="100"/>

--- a/docs/jkthub-platform-prd-brd-user-stories.docx
+++ b/docs/jkthub-platform-prd-brd-user-stories.docx
@@ -6961,7 +6961,7 @@
                 <w:sz w:val="19"/>
                 <w:szCs w:val="19"/>
               </w:rPr>
-              <w:t xml:space="preserve">Student</w:t>
+              <w:t xml:space="preserve">Parent</w:t>
             </w:r>
           </w:p>
         </w:tc>
@@ -6986,7 +6986,7 @@
                 <w:sz w:val="19"/>
                 <w:szCs w:val="19"/>
               </w:rPr>
-              <w:t xml:space="preserve">Inconsistent auth gating</w:t>
+              <w:t xml:space="preserve">No parent-teacher messaging surface</w:t>
             </w:r>
           </w:p>
         </w:tc>
@@ -7011,7 +7011,7 @@
                 <w:sz w:val="19"/>
                 <w:szCs w:val="19"/>
               </w:rPr>
-              <w:t xml:space="preserve">Several /student routes don't require ensureAuthenticated even though the router has no blanket auth gate of its own — a pre-existing inconsistency, not something introduced recently.</w:t>
+              <w:t xml:space="preserve">A general direct-message API exists platform-wide, but nothing on the parent dashboard exposes it for contacting a teacher.</w:t>
             </w:r>
           </w:p>
         </w:tc>
@@ -7037,7 +7037,7 @@
                 <w:sz w:val="19"/>
                 <w:szCs w:val="19"/>
               </w:rPr>
-              <w:t xml:space="preserve">Parent</w:t>
+              <w:t xml:space="preserve">Public</w:t>
             </w:r>
           </w:p>
         </w:tc>
@@ -7061,7 +7061,7 @@
                 <w:sz w:val="19"/>
                 <w:szCs w:val="19"/>
               </w:rPr>
-              <w:t xml:space="preserve">No parent-teacher messaging surface</w:t>
+              <w:t xml:space="preserve">Footer newsletter sign-up is wired to the wrong endpoint</w:t>
             </w:r>
           </w:p>
         </w:tc>
@@ -7085,7 +7085,7 @@
                 <w:sz w:val="19"/>
                 <w:szCs w:val="19"/>
               </w:rPr>
-              <w:t xml:space="preserve">A general direct-message API exists platform-wide, but nothing on the parent dashboard exposes it for contacting a teacher.</w:t>
+              <w:t xml:space="preserve">It posts to /subscribe, which is actually the browser-push opt-in — there is no real email-list sign-up handler behind it.</w:t>
             </w:r>
           </w:p>
         </w:tc>
@@ -7112,7 +7112,7 @@
                 <w:sz w:val="19"/>
                 <w:szCs w:val="19"/>
               </w:rPr>
-              <w:t xml:space="preserve">Public</w:t>
+              <w:t xml:space="preserve">Cross-cutting</w:t>
             </w:r>
           </w:p>
         </w:tc>
@@ -7137,7 +7137,7 @@
                 <w:sz w:val="19"/>
                 <w:szCs w:val="19"/>
               </w:rPr>
-              <w:t xml:space="preserve">Footer newsletter sign-up is wired to the wrong endpoint</w:t>
+              <w:t xml:space="preserve">CSRF coverage is partial</w:t>
             </w:r>
           </w:p>
         </w:tc>
@@ -7162,7 +7162,7 @@
                 <w:sz w:val="19"/>
                 <w:szCs w:val="19"/>
               </w:rPr>
-              <w:t xml:space="preserve">It posts to /subscribe, which is actually the browser-push opt-in — there is no real email-list sign-up handler behind it.</w:t>
+              <w:t xml:space="preserve">Being added router-by-router (per the project's own established pattern); some older routes remain unprotected.</w:t>
             </w:r>
           </w:p>
         </w:tc>
@@ -7212,90 +7212,13 @@
                 <w:sz w:val="19"/>
                 <w:szCs w:val="19"/>
               </w:rPr>
-              <w:t xml:space="preserve">CSRF coverage is partial</w:t>
+              <w:t xml:space="preserve">Session cookie `secure` flag is false</w:t>
             </w:r>
           </w:p>
         </w:tc>
         <w:tc>
           <w:tcPr>
             <w:tcW w:type="dxa" w:w="4350"/>
-            <w:tcMar>
-              <w:top w:type="dxa" w:w="80"/>
-              <w:left w:type="dxa" w:w="100"/>
-              <w:bottom w:type="dxa" w:w="80"/>
-              <w:right w:type="dxa" w:w="100"/>
-            </w:tcMar>
-            <w:vAlign w:val="center"/>
-          </w:tcPr>
-          <w:p>
-            <w:r>
-              <w:rPr>
-                <w:b w:val="false"/>
-                <w:bCs w:val="false"/>
-                <w:color w:val="2B2B2B"/>
-                <w:sz w:val="19"/>
-                <w:szCs w:val="19"/>
-              </w:rPr>
-              <w:t xml:space="preserve">Being added router-by-router (per the project's own established pattern); some older routes remain unprotected.</w:t>
-            </w:r>
-          </w:p>
-        </w:tc>
-      </w:tr>
-      <w:tr>
-        <w:tc>
-          <w:tcPr>
-            <w:tcW w:type="dxa" w:w="1400"/>
-            <w:shd w:fill="F4F1EA" w:color="auto" w:val="clear"/>
-            <w:tcMar>
-              <w:top w:type="dxa" w:w="80"/>
-              <w:left w:type="dxa" w:w="100"/>
-              <w:bottom w:type="dxa" w:w="80"/>
-              <w:right w:type="dxa" w:w="100"/>
-            </w:tcMar>
-            <w:vAlign w:val="center"/>
-          </w:tcPr>
-          <w:p>
-            <w:r>
-              <w:rPr>
-                <w:b w:val="false"/>
-                <w:bCs w:val="false"/>
-                <w:color w:val="2B2B2B"/>
-                <w:sz w:val="19"/>
-                <w:szCs w:val="19"/>
-              </w:rPr>
-              <w:t xml:space="preserve">Cross-cutting</w:t>
-            </w:r>
-          </w:p>
-        </w:tc>
-        <w:tc>
-          <w:tcPr>
-            <w:tcW w:type="dxa" w:w="3600"/>
-            <w:shd w:fill="F4F1EA" w:color="auto" w:val="clear"/>
-            <w:tcMar>
-              <w:top w:type="dxa" w:w="80"/>
-              <w:left w:type="dxa" w:w="100"/>
-              <w:bottom w:type="dxa" w:w="80"/>
-              <w:right w:type="dxa" w:w="100"/>
-            </w:tcMar>
-            <w:vAlign w:val="center"/>
-          </w:tcPr>
-          <w:p>
-            <w:r>
-              <w:rPr>
-                <w:b w:val="false"/>
-                <w:bCs w:val="false"/>
-                <w:color w:val="2B2B2B"/>
-                <w:sz w:val="19"/>
-                <w:szCs w:val="19"/>
-              </w:rPr>
-              <w:t xml:space="preserve">Session cookie `secure` flag is false</w:t>
-            </w:r>
-          </w:p>
-        </w:tc>
-        <w:tc>
-          <w:tcPr>
-            <w:tcW w:type="dxa" w:w="4350"/>
-            <w:shd w:fill="F4F1EA" w:color="auto" w:val="clear"/>
             <w:tcMar>
               <w:top w:type="dxa" w:w="80"/>
               <w:left w:type="dxa" w:w="100"/>

--- a/docs/jkthub-platform-prd-brd-user-stories.docx
+++ b/docs/jkthub-platform-prd-brd-user-stories.docx
@@ -5615,6 +5615,19 @@
         <w:spacing w:after="90"/>
       </w:pPr>
       <w:r>
+        <w:t xml:space="preserve">Footer newsletter sign-up: captures a visitor's email into a dedicated subscriber list, separate from browser push and from delivery-tracking for campaigns already sent to existing users.</w:t>
+      </w:r>
+    </w:p>
+    <w:p>
+      <w:pPr>
+        <w:pStyle w:val="ListParagraph"/>
+        <w:numPr>
+          <w:ilvl w:val="0"/>
+          <w:numId w:val="1"/>
+        </w:numPr>
+        <w:spacing w:after="90"/>
+      </w:pPr>
+      <w:r>
         <w:t xml:space="preserve">Event pages: view, register (name/email/phone/group size) and pay via Paystack.</w:t>
       </w:r>
     </w:p>
@@ -7037,7 +7050,7 @@
                 <w:sz w:val="19"/>
                 <w:szCs w:val="19"/>
               </w:rPr>
-              <w:t xml:space="preserve">Public</w:t>
+              <w:t xml:space="preserve">Cross-cutting</w:t>
             </w:r>
           </w:p>
         </w:tc>
@@ -7061,7 +7074,7 @@
                 <w:sz w:val="19"/>
                 <w:szCs w:val="19"/>
               </w:rPr>
-              <w:t xml:space="preserve">Footer newsletter sign-up is wired to the wrong endpoint</w:t>
+              <w:t xml:space="preserve">CSRF coverage is partial</w:t>
             </w:r>
           </w:p>
         </w:tc>
@@ -7085,7 +7098,7 @@
                 <w:sz w:val="19"/>
                 <w:szCs w:val="19"/>
               </w:rPr>
-              <w:t xml:space="preserve">It posts to /subscribe, which is actually the browser-push opt-in — there is no real email-list sign-up handler behind it.</w:t>
+              <w:t xml:space="preserve">Being added router-by-router (per the project's own established pattern); some older routes remain unprotected.</w:t>
             </w:r>
           </w:p>
         </w:tc>
@@ -7137,7 +7150,7 @@
                 <w:sz w:val="19"/>
                 <w:szCs w:val="19"/>
               </w:rPr>
-              <w:t xml:space="preserve">CSRF coverage is partial</w:t>
+              <w:t xml:space="preserve">Session cookie `secure` flag is false</w:t>
             </w:r>
           </w:p>
         </w:tc>
@@ -7145,80 +7158,6 @@
           <w:tcPr>
             <w:tcW w:type="dxa" w:w="4350"/>
             <w:shd w:fill="F4F1EA" w:color="auto" w:val="clear"/>
-            <w:tcMar>
-              <w:top w:type="dxa" w:w="80"/>
-              <w:left w:type="dxa" w:w="100"/>
-              <w:bottom w:type="dxa" w:w="80"/>
-              <w:right w:type="dxa" w:w="100"/>
-            </w:tcMar>
-            <w:vAlign w:val="center"/>
-          </w:tcPr>
-          <w:p>
-            <w:r>
-              <w:rPr>
-                <w:b w:val="false"/>
-                <w:bCs w:val="false"/>
-                <w:color w:val="2B2B2B"/>
-                <w:sz w:val="19"/>
-                <w:szCs w:val="19"/>
-              </w:rPr>
-              <w:t xml:space="preserve">Being added router-by-router (per the project's own established pattern); some older routes remain unprotected.</w:t>
-            </w:r>
-          </w:p>
-        </w:tc>
-      </w:tr>
-      <w:tr>
-        <w:tc>
-          <w:tcPr>
-            <w:tcW w:type="dxa" w:w="1400"/>
-            <w:tcMar>
-              <w:top w:type="dxa" w:w="80"/>
-              <w:left w:type="dxa" w:w="100"/>
-              <w:bottom w:type="dxa" w:w="80"/>
-              <w:right w:type="dxa" w:w="100"/>
-            </w:tcMar>
-            <w:vAlign w:val="center"/>
-          </w:tcPr>
-          <w:p>
-            <w:r>
-              <w:rPr>
-                <w:b w:val="false"/>
-                <w:bCs w:val="false"/>
-                <w:color w:val="2B2B2B"/>
-                <w:sz w:val="19"/>
-                <w:szCs w:val="19"/>
-              </w:rPr>
-              <w:t xml:space="preserve">Cross-cutting</w:t>
-            </w:r>
-          </w:p>
-        </w:tc>
-        <w:tc>
-          <w:tcPr>
-            <w:tcW w:type="dxa" w:w="3600"/>
-            <w:tcMar>
-              <w:top w:type="dxa" w:w="80"/>
-              <w:left w:type="dxa" w:w="100"/>
-              <w:bottom w:type="dxa" w:w="80"/>
-              <w:right w:type="dxa" w:w="100"/>
-            </w:tcMar>
-            <w:vAlign w:val="center"/>
-          </w:tcPr>
-          <w:p>
-            <w:r>
-              <w:rPr>
-                <w:b w:val="false"/>
-                <w:bCs w:val="false"/>
-                <w:color w:val="2B2B2B"/>
-                <w:sz w:val="19"/>
-                <w:szCs w:val="19"/>
-              </w:rPr>
-              <w:t xml:space="preserve">Session cookie `secure` flag is false</w:t>
-            </w:r>
-          </w:p>
-        </w:tc>
-        <w:tc>
-          <w:tcPr>
-            <w:tcW w:type="dxa" w:w="4350"/>
             <w:tcMar>
               <w:top w:type="dxa" w:w="80"/>
               <w:left w:type="dxa" w:w="100"/>

--- a/docs/jkthub-platform-prd-brd-user-stories.docx
+++ b/docs/jkthub-platform-prd-brd-user-stories.docx
@@ -6748,7 +6748,7 @@
                 <w:sz w:val="19"/>
                 <w:szCs w:val="19"/>
               </w:rPr>
-              <w:t xml:space="preserve">Admin</w:t>
+              <w:t xml:space="preserve">Student</w:t>
             </w:r>
           </w:p>
         </w:tc>
@@ -6772,7 +6772,7 @@
                 <w:sz w:val="19"/>
                 <w:szCs w:val="19"/>
               </w:rPr>
-              <w:t xml:space="preserve">/admin lands on Newsletters, not the dashboard</w:t>
+              <w:t xml:space="preserve">App Inventor Lab and AI Lab</w:t>
             </w:r>
           </w:p>
         </w:tc>
@@ -6796,7 +6796,7 @@
                 <w:sz w:val="19"/>
                 <w:szCs w:val="19"/>
               </w:rPr>
-              <w:t xml:space="preserve">The real dashboard lives at /admin/dashboard — a navigation surprise, not a bug, but worth fixing for first-open UX.</w:t>
+              <w:t xml:space="preserve">Both appear as cards on the Labs home page but link to pages that don't exist yet.</w:t>
             </w:r>
           </w:p>
         </w:tc>
@@ -6848,7 +6848,7 @@
                 <w:sz w:val="19"/>
                 <w:szCs w:val="19"/>
               </w:rPr>
-              <w:t xml:space="preserve">App Inventor Lab and AI Lab</w:t>
+              <w:t xml:space="preserve">Final Course Project (the third, oldest submission system)</w:t>
             </w:r>
           </w:p>
         </w:tc>
@@ -6873,7 +6873,7 @@
                 <w:sz w:val="19"/>
                 <w:szCs w:val="19"/>
               </w:rPr>
-              <w:t xml:space="preserve">Both appear as cards on the Labs home page but link to pages that don't exist yet.</w:t>
+              <w:t xml:space="preserve">Its submit handler is non-functional. Superseded by External Projects (§3.7); recommend removing the UI entry point rather than fixing dead code.</w:t>
             </w:r>
           </w:p>
         </w:tc>
@@ -6899,7 +6899,7 @@
                 <w:sz w:val="19"/>
                 <w:szCs w:val="19"/>
               </w:rPr>
-              <w:t xml:space="preserve">Student</w:t>
+              <w:t xml:space="preserve">Parent</w:t>
             </w:r>
           </w:p>
         </w:tc>
@@ -6923,7 +6923,7 @@
                 <w:sz w:val="19"/>
                 <w:szCs w:val="19"/>
               </w:rPr>
-              <w:t xml:space="preserve">Final Course Project (the third, oldest submission system)</w:t>
+              <w:t xml:space="preserve">No parent-teacher messaging surface</w:t>
             </w:r>
           </w:p>
         </w:tc>
@@ -6947,7 +6947,7 @@
                 <w:sz w:val="19"/>
                 <w:szCs w:val="19"/>
               </w:rPr>
-              <w:t xml:space="preserve">Its submit handler is non-functional. Superseded by External Projects (§3.7); recommend removing the UI entry point rather than fixing dead code.</w:t>
+              <w:t xml:space="preserve">A general direct-message API exists platform-wide, but nothing on the parent dashboard exposes it for contacting a teacher.</w:t>
             </w:r>
           </w:p>
         </w:tc>
@@ -6974,7 +6974,7 @@
                 <w:sz w:val="19"/>
                 <w:szCs w:val="19"/>
               </w:rPr>
-              <w:t xml:space="preserve">Parent</w:t>
+              <w:t xml:space="preserve">Cross-cutting</w:t>
             </w:r>
           </w:p>
         </w:tc>
@@ -6999,7 +6999,7 @@
                 <w:sz w:val="19"/>
                 <w:szCs w:val="19"/>
               </w:rPr>
-              <w:t xml:space="preserve">No parent-teacher messaging surface</w:t>
+              <w:t xml:space="preserve">CSRF coverage is partial</w:t>
             </w:r>
           </w:p>
         </w:tc>
@@ -7024,7 +7024,7 @@
                 <w:sz w:val="19"/>
                 <w:szCs w:val="19"/>
               </w:rPr>
-              <w:t xml:space="preserve">A general direct-message API exists platform-wide, but nothing on the parent dashboard exposes it for contacting a teacher.</w:t>
+              <w:t xml:space="preserve">Being added router-by-router (per the project's own established pattern); some older routes remain unprotected.</w:t>
             </w:r>
           </w:p>
         </w:tc>
@@ -7074,90 +7074,13 @@
                 <w:sz w:val="19"/>
                 <w:szCs w:val="19"/>
               </w:rPr>
-              <w:t xml:space="preserve">CSRF coverage is partial</w:t>
+              <w:t xml:space="preserve">Session cookie `secure` flag is false</w:t>
             </w:r>
           </w:p>
         </w:tc>
         <w:tc>
           <w:tcPr>
             <w:tcW w:type="dxa" w:w="4350"/>
-            <w:tcMar>
-              <w:top w:type="dxa" w:w="80"/>
-              <w:left w:type="dxa" w:w="100"/>
-              <w:bottom w:type="dxa" w:w="80"/>
-              <w:right w:type="dxa" w:w="100"/>
-            </w:tcMar>
-            <w:vAlign w:val="center"/>
-          </w:tcPr>
-          <w:p>
-            <w:r>
-              <w:rPr>
-                <w:b w:val="false"/>
-                <w:bCs w:val="false"/>
-                <w:color w:val="2B2B2B"/>
-                <w:sz w:val="19"/>
-                <w:szCs w:val="19"/>
-              </w:rPr>
-              <w:t xml:space="preserve">Being added router-by-router (per the project's own established pattern); some older routes remain unprotected.</w:t>
-            </w:r>
-          </w:p>
-        </w:tc>
-      </w:tr>
-      <w:tr>
-        <w:tc>
-          <w:tcPr>
-            <w:tcW w:type="dxa" w:w="1400"/>
-            <w:shd w:fill="F4F1EA" w:color="auto" w:val="clear"/>
-            <w:tcMar>
-              <w:top w:type="dxa" w:w="80"/>
-              <w:left w:type="dxa" w:w="100"/>
-              <w:bottom w:type="dxa" w:w="80"/>
-              <w:right w:type="dxa" w:w="100"/>
-            </w:tcMar>
-            <w:vAlign w:val="center"/>
-          </w:tcPr>
-          <w:p>
-            <w:r>
-              <w:rPr>
-                <w:b w:val="false"/>
-                <w:bCs w:val="false"/>
-                <w:color w:val="2B2B2B"/>
-                <w:sz w:val="19"/>
-                <w:szCs w:val="19"/>
-              </w:rPr>
-              <w:t xml:space="preserve">Cross-cutting</w:t>
-            </w:r>
-          </w:p>
-        </w:tc>
-        <w:tc>
-          <w:tcPr>
-            <w:tcW w:type="dxa" w:w="3600"/>
-            <w:shd w:fill="F4F1EA" w:color="auto" w:val="clear"/>
-            <w:tcMar>
-              <w:top w:type="dxa" w:w="80"/>
-              <w:left w:type="dxa" w:w="100"/>
-              <w:bottom w:type="dxa" w:w="80"/>
-              <w:right w:type="dxa" w:w="100"/>
-            </w:tcMar>
-            <w:vAlign w:val="center"/>
-          </w:tcPr>
-          <w:p>
-            <w:r>
-              <w:rPr>
-                <w:b w:val="false"/>
-                <w:bCs w:val="false"/>
-                <w:color w:val="2B2B2B"/>
-                <w:sz w:val="19"/>
-                <w:szCs w:val="19"/>
-              </w:rPr>
-              <w:t xml:space="preserve">Session cookie `secure` flag is false</w:t>
-            </w:r>
-          </w:p>
-        </w:tc>
-        <w:tc>
-          <w:tcPr>
-            <w:tcW w:type="dxa" w:w="4350"/>
-            <w:shd w:fill="F4F1EA" w:color="auto" w:val="clear"/>
             <w:tcMar>
               <w:top w:type="dxa" w:w="80"/>
               <w:left w:type="dxa" w:w="100"/>

--- a/docs/jkthub-platform-prd-brd-user-stories.docx
+++ b/docs/jkthub-platform-prd-brd-user-stories.docx
@@ -6546,157 +6546,6 @@
                 <w:sz w:val="19"/>
                 <w:szCs w:val="19"/>
               </w:rPr>
-              <w:t xml:space="preserve">Several admin pages point at view templates that don't exist</w:t>
-            </w:r>
-          </w:p>
-        </w:tc>
-        <w:tc>
-          <w:tcPr>
-            <w:tcW w:type="dxa" w:w="4350"/>
-            <w:shd w:fill="F4F1EA" w:color="auto" w:val="clear"/>
-            <w:tcMar>
-              <w:top w:type="dxa" w:w="80"/>
-              <w:left w:type="dxa" w:w="100"/>
-              <w:bottom w:type="dxa" w:w="80"/>
-              <w:right w:type="dxa" w:w="100"/>
-            </w:tcMar>
-            <w:vAlign w:val="center"/>
-          </w:tcPr>
-          <w:p>
-            <w:r>
-              <w:rPr>
-                <w:b w:val="false"/>
-                <w:bCs w:val="false"/>
-                <w:color w:val="2B2B2B"/>
-                <w:sz w:val="19"/>
-                <w:szCs w:val="19"/>
-              </w:rPr>
-              <w:t xml:space="preserve">Student Details, Student Enrollments, Edit Benefit and Edit Article all 404/error — their controller logic exists but has no page to render.</w:t>
-            </w:r>
-          </w:p>
-        </w:tc>
-      </w:tr>
-      <w:tr>
-        <w:tc>
-          <w:tcPr>
-            <w:tcW w:type="dxa" w:w="1400"/>
-            <w:tcMar>
-              <w:top w:type="dxa" w:w="80"/>
-              <w:left w:type="dxa" w:w="100"/>
-              <w:bottom w:type="dxa" w:w="80"/>
-              <w:right w:type="dxa" w:w="100"/>
-            </w:tcMar>
-            <w:vAlign w:val="center"/>
-          </w:tcPr>
-          <w:p>
-            <w:r>
-              <w:rPr>
-                <w:b w:val="false"/>
-                <w:bCs w:val="false"/>
-                <w:color w:val="2B2B2B"/>
-                <w:sz w:val="19"/>
-                <w:szCs w:val="19"/>
-              </w:rPr>
-              <w:t xml:space="preserve">Admin</w:t>
-            </w:r>
-          </w:p>
-        </w:tc>
-        <w:tc>
-          <w:tcPr>
-            <w:tcW w:type="dxa" w:w="3600"/>
-            <w:tcMar>
-              <w:top w:type="dxa" w:w="80"/>
-              <w:left w:type="dxa" w:w="100"/>
-              <w:bottom w:type="dxa" w:w="80"/>
-              <w:right w:type="dxa" w:w="100"/>
-            </w:tcMar>
-            <w:vAlign w:val="center"/>
-          </w:tcPr>
-          <w:p>
-            <w:r>
-              <w:rPr>
-                <w:b w:val="false"/>
-                <w:bCs w:val="false"/>
-                <w:color w:val="2B2B2B"/>
-                <w:sz w:val="19"/>
-                <w:szCs w:val="19"/>
-              </w:rPr>
-              <w:t xml:space="preserve">Broken menu links</w:t>
-            </w:r>
-          </w:p>
-        </w:tc>
-        <w:tc>
-          <w:tcPr>
-            <w:tcW w:type="dxa" w:w="4350"/>
-            <w:tcMar>
-              <w:top w:type="dxa" w:w="80"/>
-              <w:left w:type="dxa" w:w="100"/>
-              <w:bottom w:type="dxa" w:w="80"/>
-              <w:right w:type="dxa" w:w="100"/>
-            </w:tcMar>
-            <w:vAlign w:val="center"/>
-          </w:tcPr>
-          <w:p>
-            <w:r>
-              <w:rPr>
-                <w:b w:val="false"/>
-                <w:bCs w:val="false"/>
-                <w:color w:val="2B2B2B"/>
-                <w:sz w:val="19"/>
-                <w:szCs w:val="19"/>
-              </w:rPr>
-              <w:t xml:space="preserve">'Progress &amp; Performance' / 'Enrollments' under Students, and 'Modules'/'Lessons' shortcuts, point at routes that don't exist.</w:t>
-            </w:r>
-          </w:p>
-        </w:tc>
-      </w:tr>
-      <w:tr>
-        <w:tc>
-          <w:tcPr>
-            <w:tcW w:type="dxa" w:w="1400"/>
-            <w:shd w:fill="F4F1EA" w:color="auto" w:val="clear"/>
-            <w:tcMar>
-              <w:top w:type="dxa" w:w="80"/>
-              <w:left w:type="dxa" w:w="100"/>
-              <w:bottom w:type="dxa" w:w="80"/>
-              <w:right w:type="dxa" w:w="100"/>
-            </w:tcMar>
-            <w:vAlign w:val="center"/>
-          </w:tcPr>
-          <w:p>
-            <w:r>
-              <w:rPr>
-                <w:b w:val="false"/>
-                <w:bCs w:val="false"/>
-                <w:color w:val="2B2B2B"/>
-                <w:sz w:val="19"/>
-                <w:szCs w:val="19"/>
-              </w:rPr>
-              <w:t xml:space="preserve">Admin</w:t>
-            </w:r>
-          </w:p>
-        </w:tc>
-        <w:tc>
-          <w:tcPr>
-            <w:tcW w:type="dxa" w:w="3600"/>
-            <w:shd w:fill="F4F1EA" w:color="auto" w:val="clear"/>
-            <w:tcMar>
-              <w:top w:type="dxa" w:w="80"/>
-              <w:left w:type="dxa" w:w="100"/>
-              <w:bottom w:type="dxa" w:w="80"/>
-              <w:right w:type="dxa" w:w="100"/>
-            </w:tcMar>
-            <w:vAlign w:val="center"/>
-          </w:tcPr>
-          <w:p>
-            <w:r>
-              <w:rPr>
-                <w:b w:val="false"/>
-                <w:bCs w:val="false"/>
-                <w:color w:val="2B2B2B"/>
-                <w:sz w:val="19"/>
-                <w:szCs w:val="19"/>
-              </w:rPr>
               <w:t xml:space="preserve">Assorted dead code</w:t>
             </w:r>
           </w:p>
@@ -6722,7 +6571,7 @@
                 <w:sz w:val="19"/>
                 <w:szCs w:val="19"/>
               </w:rPr>
-              <w:t xml:space="preserve">A bulk avatar-login route registered at a typo'd path (/schooxls/... instead of /schools/...); a duplicate, unreachable article-search route; an unmounted ministry page; PDF student-export left commented out; two redundant course-edit endpoints.</w:t>
+              <w:t xml:space="preserve">Two redundant course-edit endpoints still need auditing. (A typo'd avatar-login route, a duplicate article-search route, and an unmounted ministry page were already resolved — see below.)</w:t>
             </w:r>
           </w:p>
         </w:tc>
@@ -6823,7 +6672,7 @@
                 <w:sz w:val="19"/>
                 <w:szCs w:val="19"/>
               </w:rPr>
-              <w:t xml:space="preserve">Student</w:t>
+              <w:t xml:space="preserve">Parent</w:t>
             </w:r>
           </w:p>
         </w:tc>
@@ -6848,7 +6697,7 @@
                 <w:sz w:val="19"/>
                 <w:szCs w:val="19"/>
               </w:rPr>
-              <w:t xml:space="preserve">Final Course Project (the third, oldest submission system)</w:t>
+              <w:t xml:space="preserve">No parent-teacher messaging surface</w:t>
             </w:r>
           </w:p>
         </w:tc>
@@ -6873,7 +6722,7 @@
                 <w:sz w:val="19"/>
                 <w:szCs w:val="19"/>
               </w:rPr>
-              <w:t xml:space="preserve">Its submit handler is non-functional. Superseded by External Projects (§3.7); recommend removing the UI entry point rather than fixing dead code.</w:t>
+              <w:t xml:space="preserve">A general direct-message API exists platform-wide, but nothing on the parent dashboard exposes it for contacting a teacher.</w:t>
             </w:r>
           </w:p>
         </w:tc>
@@ -6899,7 +6748,7 @@
                 <w:sz w:val="19"/>
                 <w:szCs w:val="19"/>
               </w:rPr>
-              <w:t xml:space="preserve">Parent</w:t>
+              <w:t xml:space="preserve">Cross-cutting</w:t>
             </w:r>
           </w:p>
         </w:tc>
@@ -6923,7 +6772,7 @@
                 <w:sz w:val="19"/>
                 <w:szCs w:val="19"/>
               </w:rPr>
-              <w:t xml:space="preserve">No parent-teacher messaging surface</w:t>
+              <w:t xml:space="preserve">CSRF coverage is partial</w:t>
             </w:r>
           </w:p>
         </w:tc>
@@ -6947,7 +6796,7 @@
                 <w:sz w:val="19"/>
                 <w:szCs w:val="19"/>
               </w:rPr>
-              <w:t xml:space="preserve">A general direct-message API exists platform-wide, but nothing on the parent dashboard exposes it for contacting a teacher.</w:t>
+              <w:t xml:space="preserve">Being added router-by-router (per the project's own established pattern); some older routes remain unprotected.</w:t>
             </w:r>
           </w:p>
         </w:tc>
@@ -6999,7 +6848,7 @@
                 <w:sz w:val="19"/>
                 <w:szCs w:val="19"/>
               </w:rPr>
-              <w:t xml:space="preserve">CSRF coverage is partial</w:t>
+              <w:t xml:space="preserve">Session cookie `secure` flag is false</w:t>
             </w:r>
           </w:p>
         </w:tc>
@@ -7007,80 +6856,6 @@
           <w:tcPr>
             <w:tcW w:type="dxa" w:w="4350"/>
             <w:shd w:fill="F4F1EA" w:color="auto" w:val="clear"/>
-            <w:tcMar>
-              <w:top w:type="dxa" w:w="80"/>
-              <w:left w:type="dxa" w:w="100"/>
-              <w:bottom w:type="dxa" w:w="80"/>
-              <w:right w:type="dxa" w:w="100"/>
-            </w:tcMar>
-            <w:vAlign w:val="center"/>
-          </w:tcPr>
-          <w:p>
-            <w:r>
-              <w:rPr>
-                <w:b w:val="false"/>
-                <w:bCs w:val="false"/>
-                <w:color w:val="2B2B2B"/>
-                <w:sz w:val="19"/>
-                <w:szCs w:val="19"/>
-              </w:rPr>
-              <w:t xml:space="preserve">Being added router-by-router (per the project's own established pattern); some older routes remain unprotected.</w:t>
-            </w:r>
-          </w:p>
-        </w:tc>
-      </w:tr>
-      <w:tr>
-        <w:tc>
-          <w:tcPr>
-            <w:tcW w:type="dxa" w:w="1400"/>
-            <w:tcMar>
-              <w:top w:type="dxa" w:w="80"/>
-              <w:left w:type="dxa" w:w="100"/>
-              <w:bottom w:type="dxa" w:w="80"/>
-              <w:right w:type="dxa" w:w="100"/>
-            </w:tcMar>
-            <w:vAlign w:val="center"/>
-          </w:tcPr>
-          <w:p>
-            <w:r>
-              <w:rPr>
-                <w:b w:val="false"/>
-                <w:bCs w:val="false"/>
-                <w:color w:val="2B2B2B"/>
-                <w:sz w:val="19"/>
-                <w:szCs w:val="19"/>
-              </w:rPr>
-              <w:t xml:space="preserve">Cross-cutting</w:t>
-            </w:r>
-          </w:p>
-        </w:tc>
-        <w:tc>
-          <w:tcPr>
-            <w:tcW w:type="dxa" w:w="3600"/>
-            <w:tcMar>
-              <w:top w:type="dxa" w:w="80"/>
-              <w:left w:type="dxa" w:w="100"/>
-              <w:bottom w:type="dxa" w:w="80"/>
-              <w:right w:type="dxa" w:w="100"/>
-            </w:tcMar>
-            <w:vAlign w:val="center"/>
-          </w:tcPr>
-          <w:p>
-            <w:r>
-              <w:rPr>
-                <w:b w:val="false"/>
-                <w:bCs w:val="false"/>
-                <w:color w:val="2B2B2B"/>
-                <w:sz w:val="19"/>
-                <w:szCs w:val="19"/>
-              </w:rPr>
-              <w:t xml:space="preserve">Session cookie `secure` flag is false</w:t>
-            </w:r>
-          </w:p>
-        </w:tc>
-        <w:tc>
-          <w:tcPr>
-            <w:tcW w:type="dxa" w:w="4350"/>
             <w:tcMar>
               <w:top w:type="dxa" w:w="80"/>
               <w:left w:type="dxa" w:w="100"/>

--- a/docs/jkthub-platform-prd-brd-user-stories.docx
+++ b/docs/jkthub-platform-prd-brd-user-stories.docx
@@ -4523,6 +4523,19 @@
     </w:p>
     <w:p>
       <w:pPr>
+        <w:pStyle w:val="ListParagraph"/>
+        <w:numPr>
+          <w:ilvl w:val="0"/>
+          <w:numId w:val="1"/>
+        </w:numPr>
+        <w:spacing w:after="90"/>
+      </w:pPr>
+      <w:r>
+        <w:t xml:space="preserve">Every game reports its score on completion, earns real XP, and is tracked on a per-game leaderboard (top 10 by best score). 5 games (Math Blitz, Snake, Memory Match, Reaction Test, Word Scramble) have selectable Easy/Medium/Hard difficulty that changes real gameplay parameters (time limits, speed, pool size); the remaining 10 report score/XP but have no difficulty tiers yet.</w:t>
+      </w:r>
+    </w:p>
+    <w:p>
+      <w:pPr>
         <w:pStyle w:val="Heading3"/>
         <w:spacing w:after="160" w:before="320"/>
       </w:pPr>
@@ -7073,7 +7086,7 @@
                 <w:sz w:val="19"/>
                 <w:szCs w:val="19"/>
               </w:rPr>
-              <w:t xml:space="preserve">Difficulty levels</w:t>
+              <w:t xml:space="preserve">Difficulty levels (partial)</w:t>
             </w:r>
           </w:p>
         </w:tc>
@@ -7097,7 +7110,7 @@
                 <w:sz w:val="19"/>
                 <w:szCs w:val="19"/>
               </w:rPr>
-              <w:t xml:space="preserve">Each arcade game gains selectable difficulty tiers (e.g. Easy/Medium/Hard) affecting question pool, time pressure, and/or scoring — currently games have no difficulty concept.</w:t>
+              <w:t xml:space="preserve">DONE for 5 of 15 games (Math Blitz, Snake, Memory Match, Reaction Test, Word Scramble) — Easy/Medium/Hard tiers change real gameplay parameters. Remaining 10 games still have no difficulty concept.</w:t>
             </w:r>
           </w:p>
         </w:tc>
@@ -7149,7 +7162,7 @@
                 <w:sz w:val="19"/>
                 <w:szCs w:val="19"/>
               </w:rPr>
-              <w:t xml:space="preserve">Deeper gamification</w:t>
+              <w:t xml:space="preserve">Deeper gamification (partial)</w:t>
             </w:r>
           </w:p>
         </w:tc>
@@ -7174,7 +7187,7 @@
                 <w:sz w:val="19"/>
                 <w:szCs w:val="19"/>
               </w:rPr>
-              <w:t xml:space="preserve">Streak bonuses, per-game leaderboards, unlockable cosmetics/badges tied to arcade performance specifically (distinct from the existing quiz/lesson XP system) — scope to be finalized.</w:t>
+              <w:t xml:space="preserve">DONE: every game now reports its score, awards real XP, and has a per-game leaderboard (top 10 by best score). NOT DONE: streak bonuses and unlockable cosmetics/badges tied specifically to arcade performance.</w:t>
             </w:r>
           </w:p>
         </w:tc>
@@ -7248,7 +7261,7 @@
                 <w:sz w:val="19"/>
                 <w:szCs w:val="19"/>
               </w:rPr>
-              <w:t xml:space="preserve">Expand beyond the current game roster with additional subject-aligned mini-games.</w:t>
+              <w:t xml:space="preserve">Not started. Expand beyond the current 15-game roster with additional subject-aligned mini-games.</w:t>
             </w:r>
           </w:p>
         </w:tc>
@@ -7325,7 +7338,7 @@
                 <w:sz w:val="19"/>
                 <w:szCs w:val="19"/>
               </w:rPr>
-              <w:t xml:space="preserve">Real-time, synchronous play so a teacher can run an arcade game live as a class activity (Kahoot-style) — the single biggest lift of this initiative, since no real-time/WebSocket infrastructure exists anywhere in the codebase today. Requires new server-side real-time plumbing, a classroom-session/room concept, and live-scoring UI, none of which currently exist.</w:t>
+              <w:t xml:space="preserve">Not started — the single biggest lift of this initiative, since no real-time/WebSocket infrastructure exists anywhere in the codebase today. Requires new server-side real-time plumbing, a classroom-session/room concept, and live-scoring UI, none of which currently exist.</w:t>
             </w:r>
           </w:p>
         </w:tc>

--- a/docs/jkthub-platform-prd-brd-user-stories.docx
+++ b/docs/jkthub-platform-prd-brd-user-stories.docx
@@ -6534,7 +6534,7 @@
                 <w:sz w:val="19"/>
                 <w:szCs w:val="19"/>
               </w:rPr>
-              <w:t xml:space="preserve">Admin</w:t>
+              <w:t xml:space="preserve">Student</w:t>
             </w:r>
           </w:p>
         </w:tc>
@@ -6559,7 +6559,7 @@
                 <w:sz w:val="19"/>
                 <w:szCs w:val="19"/>
               </w:rPr>
-              <w:t xml:space="preserve">Assorted dead code</w:t>
+              <w:t xml:space="preserve">App Inventor Lab and AI Lab</w:t>
             </w:r>
           </w:p>
         </w:tc>
@@ -6567,80 +6567,6 @@
           <w:tcPr>
             <w:tcW w:type="dxa" w:w="4350"/>
             <w:shd w:fill="F4F1EA" w:color="auto" w:val="clear"/>
-            <w:tcMar>
-              <w:top w:type="dxa" w:w="80"/>
-              <w:left w:type="dxa" w:w="100"/>
-              <w:bottom w:type="dxa" w:w="80"/>
-              <w:right w:type="dxa" w:w="100"/>
-            </w:tcMar>
-            <w:vAlign w:val="center"/>
-          </w:tcPr>
-          <w:p>
-            <w:r>
-              <w:rPr>
-                <w:b w:val="false"/>
-                <w:bCs w:val="false"/>
-                <w:color w:val="2B2B2B"/>
-                <w:sz w:val="19"/>
-                <w:szCs w:val="19"/>
-              </w:rPr>
-              <w:t xml:space="preserve">Two redundant course-edit endpoints still need auditing. (A typo'd avatar-login route, a duplicate article-search route, and an unmounted ministry page were already resolved — see below.)</w:t>
-            </w:r>
-          </w:p>
-        </w:tc>
-      </w:tr>
-      <w:tr>
-        <w:tc>
-          <w:tcPr>
-            <w:tcW w:type="dxa" w:w="1400"/>
-            <w:tcMar>
-              <w:top w:type="dxa" w:w="80"/>
-              <w:left w:type="dxa" w:w="100"/>
-              <w:bottom w:type="dxa" w:w="80"/>
-              <w:right w:type="dxa" w:w="100"/>
-            </w:tcMar>
-            <w:vAlign w:val="center"/>
-          </w:tcPr>
-          <w:p>
-            <w:r>
-              <w:rPr>
-                <w:b w:val="false"/>
-                <w:bCs w:val="false"/>
-                <w:color w:val="2B2B2B"/>
-                <w:sz w:val="19"/>
-                <w:szCs w:val="19"/>
-              </w:rPr>
-              <w:t xml:space="preserve">Student</w:t>
-            </w:r>
-          </w:p>
-        </w:tc>
-        <w:tc>
-          <w:tcPr>
-            <w:tcW w:type="dxa" w:w="3600"/>
-            <w:tcMar>
-              <w:top w:type="dxa" w:w="80"/>
-              <w:left w:type="dxa" w:w="100"/>
-              <w:bottom w:type="dxa" w:w="80"/>
-              <w:right w:type="dxa" w:w="100"/>
-            </w:tcMar>
-            <w:vAlign w:val="center"/>
-          </w:tcPr>
-          <w:p>
-            <w:r>
-              <w:rPr>
-                <w:b w:val="false"/>
-                <w:bCs w:val="false"/>
-                <w:color w:val="2B2B2B"/>
-                <w:sz w:val="19"/>
-                <w:szCs w:val="19"/>
-              </w:rPr>
-              <w:t xml:space="preserve">App Inventor Lab and AI Lab</w:t>
-            </w:r>
-          </w:p>
-        </w:tc>
-        <w:tc>
-          <w:tcPr>
-            <w:tcW w:type="dxa" w:w="4350"/>
             <w:tcMar>
               <w:top w:type="dxa" w:w="80"/>
               <w:left w:type="dxa" w:w="100"/>
@@ -6667,7 +6593,6 @@
         <w:tc>
           <w:tcPr>
             <w:tcW w:type="dxa" w:w="1400"/>
-            <w:shd w:fill="F4F1EA" w:color="auto" w:val="clear"/>
             <w:tcMar>
               <w:top w:type="dxa" w:w="80"/>
               <w:left w:type="dxa" w:w="100"/>
@@ -6692,7 +6617,6 @@
         <w:tc>
           <w:tcPr>
             <w:tcW w:type="dxa" w:w="3600"/>
-            <w:shd w:fill="F4F1EA" w:color="auto" w:val="clear"/>
             <w:tcMar>
               <w:top w:type="dxa" w:w="80"/>
               <w:left w:type="dxa" w:w="100"/>
@@ -6717,7 +6641,6 @@
         <w:tc>
           <w:tcPr>
             <w:tcW w:type="dxa" w:w="4350"/>
-            <w:shd w:fill="F4F1EA" w:color="auto" w:val="clear"/>
             <w:tcMar>
               <w:top w:type="dxa" w:w="80"/>
               <w:left w:type="dxa" w:w="100"/>
@@ -6736,80 +6659,6 @@
                 <w:szCs w:val="19"/>
               </w:rPr>
               <w:t xml:space="preserve">A general direct-message API exists platform-wide, but nothing on the parent dashboard exposes it for contacting a teacher.</w:t>
-            </w:r>
-          </w:p>
-        </w:tc>
-      </w:tr>
-      <w:tr>
-        <w:tc>
-          <w:tcPr>
-            <w:tcW w:type="dxa" w:w="1400"/>
-            <w:tcMar>
-              <w:top w:type="dxa" w:w="80"/>
-              <w:left w:type="dxa" w:w="100"/>
-              <w:bottom w:type="dxa" w:w="80"/>
-              <w:right w:type="dxa" w:w="100"/>
-            </w:tcMar>
-            <w:vAlign w:val="center"/>
-          </w:tcPr>
-          <w:p>
-            <w:r>
-              <w:rPr>
-                <w:b w:val="false"/>
-                <w:bCs w:val="false"/>
-                <w:color w:val="2B2B2B"/>
-                <w:sz w:val="19"/>
-                <w:szCs w:val="19"/>
-              </w:rPr>
-              <w:t xml:space="preserve">Cross-cutting</w:t>
-            </w:r>
-          </w:p>
-        </w:tc>
-        <w:tc>
-          <w:tcPr>
-            <w:tcW w:type="dxa" w:w="3600"/>
-            <w:tcMar>
-              <w:top w:type="dxa" w:w="80"/>
-              <w:left w:type="dxa" w:w="100"/>
-              <w:bottom w:type="dxa" w:w="80"/>
-              <w:right w:type="dxa" w:w="100"/>
-            </w:tcMar>
-            <w:vAlign w:val="center"/>
-          </w:tcPr>
-          <w:p>
-            <w:r>
-              <w:rPr>
-                <w:b w:val="false"/>
-                <w:bCs w:val="false"/>
-                <w:color w:val="2B2B2B"/>
-                <w:sz w:val="19"/>
-                <w:szCs w:val="19"/>
-              </w:rPr>
-              <w:t xml:space="preserve">CSRF coverage is partial</w:t>
-            </w:r>
-          </w:p>
-        </w:tc>
-        <w:tc>
-          <w:tcPr>
-            <w:tcW w:type="dxa" w:w="4350"/>
-            <w:tcMar>
-              <w:top w:type="dxa" w:w="80"/>
-              <w:left w:type="dxa" w:w="100"/>
-              <w:bottom w:type="dxa" w:w="80"/>
-              <w:right w:type="dxa" w:w="100"/>
-            </w:tcMar>
-            <w:vAlign w:val="center"/>
-          </w:tcPr>
-          <w:p>
-            <w:r>
-              <w:rPr>
-                <w:b w:val="false"/>
-                <w:bCs w:val="false"/>
-                <w:color w:val="2B2B2B"/>
-                <w:sz w:val="19"/>
-                <w:szCs w:val="19"/>
-              </w:rPr>
-              <w:t xml:space="preserve">Being added router-by-router (per the project's own established pattern); some older routes remain unprotected.</w:t>
             </w:r>
           </w:p>
         </w:tc>
@@ -6861,6 +6710,81 @@
                 <w:sz w:val="19"/>
                 <w:szCs w:val="19"/>
               </w:rPr>
+              <w:t xml:space="preserve">CSRF coverage is partial</w:t>
+            </w:r>
+          </w:p>
+        </w:tc>
+        <w:tc>
+          <w:tcPr>
+            <w:tcW w:type="dxa" w:w="4350"/>
+            <w:shd w:fill="F4F1EA" w:color="auto" w:val="clear"/>
+            <w:tcMar>
+              <w:top w:type="dxa" w:w="80"/>
+              <w:left w:type="dxa" w:w="100"/>
+              <w:bottom w:type="dxa" w:w="80"/>
+              <w:right w:type="dxa" w:w="100"/>
+            </w:tcMar>
+            <w:vAlign w:val="center"/>
+          </w:tcPr>
+          <w:p>
+            <w:r>
+              <w:rPr>
+                <w:b w:val="false"/>
+                <w:bCs w:val="false"/>
+                <w:color w:val="2B2B2B"/>
+                <w:sz w:val="19"/>
+                <w:szCs w:val="19"/>
+              </w:rPr>
+              <w:t xml:space="preserve">Being added router-by-router (per the project's own established pattern); some older routes remain unprotected.</w:t>
+            </w:r>
+          </w:p>
+        </w:tc>
+      </w:tr>
+      <w:tr>
+        <w:tc>
+          <w:tcPr>
+            <w:tcW w:type="dxa" w:w="1400"/>
+            <w:tcMar>
+              <w:top w:type="dxa" w:w="80"/>
+              <w:left w:type="dxa" w:w="100"/>
+              <w:bottom w:type="dxa" w:w="80"/>
+              <w:right w:type="dxa" w:w="100"/>
+            </w:tcMar>
+            <w:vAlign w:val="center"/>
+          </w:tcPr>
+          <w:p>
+            <w:r>
+              <w:rPr>
+                <w:b w:val="false"/>
+                <w:bCs w:val="false"/>
+                <w:color w:val="2B2B2B"/>
+                <w:sz w:val="19"/>
+                <w:szCs w:val="19"/>
+              </w:rPr>
+              <w:t xml:space="preserve">Cross-cutting</w:t>
+            </w:r>
+          </w:p>
+        </w:tc>
+        <w:tc>
+          <w:tcPr>
+            <w:tcW w:type="dxa" w:w="3600"/>
+            <w:tcMar>
+              <w:top w:type="dxa" w:w="80"/>
+              <w:left w:type="dxa" w:w="100"/>
+              <w:bottom w:type="dxa" w:w="80"/>
+              <w:right w:type="dxa" w:w="100"/>
+            </w:tcMar>
+            <w:vAlign w:val="center"/>
+          </w:tcPr>
+          <w:p>
+            <w:r>
+              <w:rPr>
+                <w:b w:val="false"/>
+                <w:bCs w:val="false"/>
+                <w:color w:val="2B2B2B"/>
+                <w:sz w:val="19"/>
+                <w:szCs w:val="19"/>
+              </w:rPr>
               <w:t xml:space="preserve">Session cookie `secure` flag is false</w:t>
             </w:r>
           </w:p>
@@ -6868,7 +6792,6 @@
         <w:tc>
           <w:tcPr>
             <w:tcW w:type="dxa" w:w="4350"/>
-            <w:shd w:fill="F4F1EA" w:color="auto" w:val="clear"/>
             <w:tcMar>
               <w:top w:type="dxa" w:w="80"/>
               <w:left w:type="dxa" w:w="100"/>

--- a/docs/jkthub-platform-prd-brd-user-stories.docx
+++ b/docs/jkthub-platform-prd-brd-user-stories.docx
@@ -6634,7 +6634,7 @@
                 <w:sz w:val="19"/>
                 <w:szCs w:val="19"/>
               </w:rPr>
-              <w:t xml:space="preserve">No parent-teacher messaging surface</w:t>
+              <w:t xml:space="preserve">No parent-to-school-admin messaging surface</w:t>
             </w:r>
           </w:p>
         </w:tc>
@@ -6658,7 +6658,7 @@
                 <w:sz w:val="19"/>
                 <w:szCs w:val="19"/>
               </w:rPr>
-              <w:t xml:space="preserve">A general direct-message API exists platform-wide, but nothing on the parent dashboard exposes it for contacting a teacher.</w:t>
+              <w:t xml:space="preserve">A general direct-message API exists platform-wide, but nothing on the parent dashboard exposes it for contacting the school admin (not a teacher — confirmed with the client this should go to the school admin, not individual teachers).</w:t>
             </w:r>
           </w:p>
         </w:tc>
@@ -6710,7 +6710,7 @@
                 <w:sz w:val="19"/>
                 <w:szCs w:val="19"/>
               </w:rPr>
-              <w:t xml:space="preserve">CSRF coverage is partial</w:t>
+              <w:t xml:space="preserve">CSRF coverage: two deliberate public exemptions remain</w:t>
             </w:r>
           </w:p>
         </w:tc>
@@ -6735,81 +6735,7 @@
                 <w:sz w:val="19"/>
                 <w:szCs w:val="19"/>
               </w:rPr>
-              <w:t xml:space="preserve">Being added router-by-router (per the project's own established pattern); some older routes remain unprotected.</w:t>
-            </w:r>
-          </w:p>
-        </w:tc>
-      </w:tr>
-      <w:tr>
-        <w:tc>
-          <w:tcPr>
-            <w:tcW w:type="dxa" w:w="1400"/>
-            <w:tcMar>
-              <w:top w:type="dxa" w:w="80"/>
-              <w:left w:type="dxa" w:w="100"/>
-              <w:bottom w:type="dxa" w:w="80"/>
-              <w:right w:type="dxa" w:w="100"/>
-            </w:tcMar>
-            <w:vAlign w:val="center"/>
-          </w:tcPr>
-          <w:p>
-            <w:r>
-              <w:rPr>
-                <w:b w:val="false"/>
-                <w:bCs w:val="false"/>
-                <w:color w:val="2B2B2B"/>
-                <w:sz w:val="19"/>
-                <w:szCs w:val="19"/>
-              </w:rPr>
-              <w:t xml:space="preserve">Cross-cutting</w:t>
-            </w:r>
-          </w:p>
-        </w:tc>
-        <w:tc>
-          <w:tcPr>
-            <w:tcW w:type="dxa" w:w="3600"/>
-            <w:tcMar>
-              <w:top w:type="dxa" w:w="80"/>
-              <w:left w:type="dxa" w:w="100"/>
-              <w:bottom w:type="dxa" w:w="80"/>
-              <w:right w:type="dxa" w:w="100"/>
-            </w:tcMar>
-            <w:vAlign w:val="center"/>
-          </w:tcPr>
-          <w:p>
-            <w:r>
-              <w:rPr>
-                <w:b w:val="false"/>
-                <w:bCs w:val="false"/>
-                <w:color w:val="2B2B2B"/>
-                <w:sz w:val="19"/>
-                <w:szCs w:val="19"/>
-              </w:rPr>
-              <w:t xml:space="preserve">Session cookie `secure` flag is false</w:t>
-            </w:r>
-          </w:p>
-        </w:tc>
-        <w:tc>
-          <w:tcPr>
-            <w:tcW w:type="dxa" w:w="4350"/>
-            <w:tcMar>
-              <w:top w:type="dxa" w:w="80"/>
-              <w:left w:type="dxa" w:w="100"/>
-              <w:bottom w:type="dxa" w:w="80"/>
-              <w:right w:type="dxa" w:w="100"/>
-            </w:tcMar>
-            <w:vAlign w:val="center"/>
-          </w:tcPr>
-          <w:p>
-            <w:r>
-              <w:rPr>
-                <w:b w:val="false"/>
-                <w:bCs w:val="false"/>
-                <w:color w:val="2B2B2B"/>
-                <w:sz w:val="19"/>
-                <w:szCs w:val="19"/>
-              </w:rPr>
-              <w:t xml:space="preserve">Should be enabled once the production domain is confirmed fully HTTPS end-to-end.</w:t>
+              <w:t xml:space="preserve">publicAnnouncementRoutes.js (homepage view/dismiss tracking) and publicFaqRoutes.js (FAQ question + testimony submission) stay unprotected by design — both are reachable by anonymous visitors with no session yet, and the app deliberately avoids creating a session row just from an anonymous page view (saveUninitialized: false). Spam risk only, no privileged session to protect. Every authenticated-area router now has CSRF coverage.</w:t>
             </w:r>
           </w:p>
         </w:tc>

--- a/docs/jkthub-platform-prd-brd-user-stories.docx
+++ b/docs/jkthub-platform-prd-brd-user-stories.docx
@@ -3675,6 +3675,19 @@
         <w:spacing w:after="90"/>
       </w:pPr>
       <w:r>
+        <w:t xml:space="preserve">"Upload to Board": flashes the compiled sketch directly to a real Arduino Uno over USB, straight from the browser — no Arduino IDE or other external app needed. Uses the Web Serial API (Chrome/Edge on desktop only) and a from-scratch client-side implementation of the STK500v1 bootloader protocol (the same one avrdude uses), reusing the exact .hex the simulator already compiles server-side. Reads back and verifies every page after writing rather than assuming success. Chip signature is checked before writing anything, so it refuses to touch a board that isn't an ATmega328P (Uno/compatible).</w:t>
+      </w:r>
+    </w:p>
+    <w:p>
+      <w:pPr>
+        <w:pStyle w:val="ListParagraph"/>
+        <w:numPr>
+          <w:ilvl w:val="0"/>
+          <w:numId w:val="1"/>
+        </w:numPr>
+        <w:spacing w:after="90"/>
+      </w:pPr>
+      <w:r>
         <w:t xml:space="preserve">No Submit or Publish button — this lab is a design/simulation sandbox only, not a gradeable-submission surface.</w:t>
       </w:r>
     </w:p>
@@ -9169,6 +9182,42 @@
           <w:sz w:val="21"/>
           <w:szCs w:val="21"/>
         </w:rPr>
+        <w:t xml:space="preserve">I want to upload my sketch straight to a real Arduino Uno plugged into my computer, without installing the Arduino IDE or any other app, </w:t>
+      </w:r>
+      <w:r>
+        <w:rPr>
+          <w:i/>
+          <w:iCs/>
+          <w:color w:val="666666"/>
+          <w:sz w:val="21"/>
+          <w:szCs w:val="21"/>
+        </w:rPr>
+        <w:t xml:space="preserve">so that once I do own a board, I can take what I built in the simulator and actually run it for real.</w:t>
+      </w:r>
+    </w:p>
+    <w:p>
+      <w:pPr>
+        <w:pStyle w:val="ListParagraph"/>
+        <w:numPr>
+          <w:ilvl w:val="0"/>
+          <w:numId w:val="1"/>
+        </w:numPr>
+        <w:spacing w:after="130" w:line="280"/>
+      </w:pPr>
+      <w:r>
+        <w:rPr>
+          <w:b/>
+          <w:bCs/>
+          <w:sz w:val="21"/>
+          <w:szCs w:val="21"/>
+        </w:rPr>
+        <w:t xml:space="preserve">As a Student, </w:t>
+      </w:r>
+      <w:r>
+        <w:rPr>
+          <w:sz w:val="21"/>
+          <w:szCs w:val="21"/>
+        </w:rPr>
         <w:t xml:space="preserve">I want to submit a lab task attached to a lesson and get AI feedback, </w:t>
       </w:r>
       <w:r>

--- a/docs/jkthub-platform-prd-brd-user-stories.docx
+++ b/docs/jkthub-platform-prd-brd-user-stories.docx
@@ -3636,7 +3636,7 @@
         <w:spacing w:after="90"/>
       </w:pPr>
       <w:r>
-        <w:t xml:space="preserve">Circuit designer: admin-curated parts palette, snap-to-grid breadboard, multi-colour/style wiring, flip/rotate/duplicate/delete, undo/redo, pan/zoom.</w:t>
+        <w:t xml:space="preserve">Circuit designer: admin-curated parts palette, snap-to-grid breadboard, multi-colour/style wiring, flip/rotate/duplicate/delete, undo/redo, pan/zoom (mouse drag, scroll wheel, Ctrl/Cmd+scroll or trackpad pinch, and genuine two-finger touch pinch-to-zoom on mobile/tablet, anchored under your fingers).</w:t>
       </w:r>
     </w:p>
     <w:p>

--- a/docs/jkthub-platform-prd-brd-user-stories.docx
+++ b/docs/jkthub-platform-prd-brd-user-stories.docx
@@ -3688,6 +3688,19 @@
         <w:spacing w:after="90"/>
       </w:pPr>
       <w:r>
+        <w:t xml:space="preserve">Toolbar is organized PictoBlox-style: a single "File" dropdown (grouped Project/Code/Circuit sections — New, My Projects, Save, Load Example, every Export/Import, Copy, Download) replaces what used to be ~15 separate buttons spread across the bar and wrapping onto a second row. Only what's actively used while testing — Run, Stop, Upload to Board, Submit/Publish — and Undo/Redo stay always visible outside the menu.</w:t>
+      </w:r>
+    </w:p>
+    <w:p>
+      <w:pPr>
+        <w:pStyle w:val="ListParagraph"/>
+        <w:numPr>
+          <w:ilvl w:val="0"/>
+          <w:numId w:val="1"/>
+        </w:numPr>
+        <w:spacing w:after="90"/>
+      </w:pPr>
+      <w:r>
         <w:t xml:space="preserve">No Submit or Publish button — this lab is a design/simulation sandbox only, not a gradeable-submission surface.</w:t>
       </w:r>
     </w:p>

--- a/docs/jkthub-platform-prd-brd-user-stories.docx
+++ b/docs/jkthub-platform-prd-brd-user-stories.docx
@@ -3675,20 +3675,20 @@
         <w:spacing w:after="90"/>
       </w:pPr>
       <w:r>
-        <w:t xml:space="preserve">"Upload to Board": flashes the compiled sketch directly to a real Arduino Uno over USB, straight from the browser — no Arduino IDE or other external app needed. Uses the Web Serial API (Chrome/Edge on desktop only) and a from-scratch client-side implementation of the STK500v1 bootloader protocol (the same one avrdude uses), reusing the exact .hex the simulator already compiles server-side. Reads back and verifies every page after writing rather than assuming success. Chip signature is checked before writing anything, so it refuses to touch a board that isn't an ATmega328P (Uno/compatible).</w:t>
-      </w:r>
-    </w:p>
-    <w:p>
-      <w:pPr>
-        <w:pStyle w:val="ListParagraph"/>
-        <w:numPr>
-          <w:ilvl w:val="0"/>
-          <w:numId w:val="1"/>
-        </w:numPr>
-        <w:spacing w:after="90"/>
-      </w:pPr>
-      <w:r>
-        <w:t xml:space="preserve">Toolbar is organized PictoBlox-style: a single "File" dropdown (grouped Project/Code/Circuit sections — New, My Projects, Save, Load Example, every Export/Import, Copy, Download) replaces what used to be ~15 separate buttons spread across the bar and wrapping onto a second row. Only what's actively used while testing — Run, Stop, Upload to Board, Submit/Publish — and Undo/Redo stay always visible outside the menu.</w:t>
+        <w:t xml:space="preserve">"Connect" + "Upload to Board": confirmed working against real Arduino Uno hardware. Connect opens and holds a USB serial connection (Web Serial API, Chrome/Edge on desktop only); Upload stays disabled/greyed out until a board is connected, then flashes the compiled sketch using a from-scratch client-side implementation of the STK500v1 bootloader protocol (the same one avrdude uses) — no Arduino IDE or other external app needed. The connection is kept open across multiple uploads so editing and re-uploading doesn't re-prompt the browser's port picker each time. Reads back and verifies every page after writing rather than assuming success; checks the chip signature before writing anything, so it refuses to touch a board that isn't an ATmega328P (Uno/compatible).</w:t>
+      </w:r>
+    </w:p>
+    <w:p>
+      <w:pPr>
+        <w:pStyle w:val="ListParagraph"/>
+        <w:numPr>
+          <w:ilvl w:val="0"/>
+          <w:numId w:val="1"/>
+        </w:numPr>
+        <w:spacing w:after="90"/>
+      </w:pPr>
+      <w:r>
+        <w:t xml:space="preserve">Toolbar is organized PictoBlox-style and fully icon-only (tooltips on hover) for a single compact row: a "File" dropdown (grouped Project/Code/Circuit sections — New, My Projects, Save, Load Example, every Export/Import, Copy, Download) replaces what used to be ~15 separate buttons spread across the bar and wrapping onto a second row. Only what's actively used while testing — Connect, Run, Stop, Upload to Board, Submit/Publish — and Undo/Redo stay always visible outside the menu.</w:t>
       </w:r>
     </w:p>
     <w:p>

--- a/docs/jkthub-platform-prd-brd-user-stories.docx
+++ b/docs/jkthub-platform-prd-brd-user-stories.docx
@@ -3675,7 +3675,7 @@
         <w:spacing w:after="90"/>
       </w:pPr>
       <w:r>
-        <w:t xml:space="preserve">"Connect" + "Upload to Board": confirmed working against real Arduino Uno hardware. Connect opens and holds a USB serial connection (Web Serial API, Chrome/Edge on desktop only); Upload stays disabled/greyed out until a board is connected, then flashes the compiled sketch using a from-scratch client-side implementation of the STK500v1 bootloader protocol (the same one avrdude uses) — no Arduino IDE or other external app needed. The connection is kept open across multiple uploads so editing and re-uploading doesn't re-prompt the browser's port picker each time. Reads back and verifies every page after writing rather than assuming success; checks the chip signature before writing anything, so it refuses to touch a board that isn't an ATmega328P (Uno/compatible).</w:t>
+        <w:t xml:space="preserve">"Connect" + "Upload to Board": confirmed working against real Arduino Uno hardware. Connect opens and holds a USB serial connection (Web Serial API, Chrome/Edge on desktop only); Upload stays disabled/greyed out until a board is connected, then flashes the compiled sketch using a from-scratch client-side implementation of the STK500v1 bootloader protocol (the same one avrdude uses) — no Arduino IDE or other external app needed. The connection is kept open across multiple uploads so editing and re-uploading doesn't re-prompt the browser's port picker each time. Reads back and verifies every page after writing rather than assuming success; checks the chip signature before writing anything, so it refuses to touch a board that isn't an ATmega328P (Uno/compatible). An intermittent "board stopped responding" error (seen in real-hardware testing when uploading right after a separate Connect step) is now handled automatically: stale bytes left over from the idle gap are drained before resetting, and the whole reset-and-program sequence retries once with a fresh reset before surfacing an error, rather than requiring a manual reconnect.</w:t>
       </w:r>
     </w:p>
     <w:p>

--- a/docs/jkthub-platform-prd-brd-user-stories.docx
+++ b/docs/jkthub-platform-prd-brd-user-stories.docx
@@ -2726,6 +2726,19 @@
     </w:p>
     <w:p>
       <w:pPr>
+        <w:pStyle w:val="ListParagraph"/>
+        <w:numPr>
+          <w:ilvl w:val="0"/>
+          <w:numId w:val="1"/>
+        </w:numPr>
+        <w:spacing w:after="90"/>
+      </w:pPr>
+      <w:r>
+        <w:t xml:space="preserve">A global term filter on the school detail page (mirroring School Admin's own dashboard) re-scopes the Students tab and classroom roster counts to a chosen term's actual enrollment, or shows the live, all-time view with no term selected ("All Terms", the default).</w:t>
+      </w:r>
+    </w:p>
+    <w:p>
+      <w:pPr>
         <w:pStyle w:val="Heading3"/>
         <w:spacing w:after="160" w:before="320"/>
       </w:pPr>
@@ -2757,6 +2770,19 @@
       </w:pPr>
       <w:r>
         <w:t xml:space="preserve">Assign, change or remove which courses a classroom gets, limited to courses the platform has authorised for that school's current term (School Admin).</w:t>
+      </w:r>
+    </w:p>
+    <w:p>
+      <w:pPr>
+        <w:pStyle w:val="ListParagraph"/>
+        <w:numPr>
+          <w:ilvl w:val="0"/>
+          <w:numId w:val="1"/>
+        </w:numPr>
+        <w:spacing w:after="90"/>
+      </w:pPr>
+      <w:r>
+        <w:t xml:space="preserve">Reassigning a student's classroom now also updates their enrollment record for the school's active term, keeping it in sync with the live assignment — previously that record was only ever written once (at term-assignment time) and went stale on any later classroom change, which is what made classroom analytics and term-filtered student lists keep showing a student's old classroom.</w:t>
       </w:r>
     </w:p>
     <w:p>

--- a/docs/jkthub-platform-prd-brd-user-stories.docx
+++ b/docs/jkthub-platform-prd-brd-user-stories.docx
@@ -2782,7 +2782,7 @@
         <w:spacing w:after="90"/>
       </w:pPr>
       <w:r>
-        <w:t xml:space="preserve">Reassigning a student's classroom now also updates their enrollment record for the school's active term, keeping it in sync with the live assignment — previously that record was only ever written once (at term-assignment time) and went stale on any later classroom change, which is what made classroom analytics and term-filtered student lists keep showing a student's old classroom.</w:t>
+        <w:t xml:space="preserve">Reassigning a student's classroom now also updates their enrollment record for the specific term the admin is working in, keeping it in sync with the live assignment — previously that record was only ever written once (at term-assignment time) and went stale on any later classroom change, which is what made classroom analytics and term-filtered student lists keep showing a student's old classroom. The classroom roster's "view students" list is now also term-aware, matching the term-scoped student count shown next to it rather than always showing every student ever assigned to that classroom across every term.</w:t>
       </w:r>
     </w:p>
     <w:p>

--- a/docs/jkthub-platform-prd-brd-user-stories.docx
+++ b/docs/jkthub-platform-prd-brd-user-stories.docx
@@ -2708,7 +2708,7 @@
         <w:spacing w:after="90"/>
       </w:pPr>
       <w:r>
-        <w:t xml:space="preserve">Open a school's detail page: students, teachers, classrooms, terms, attendance, assigned courses and analytics tabs.</w:t>
+        <w:t xml:space="preserve">Open a school's detail page: students, teachers, classrooms, terms, attendance, assigned courses and analytics tabs — redesigned with a stat-card dashboard (students/teachers/instructors/classrooms, plus a dedicated "Needs a Term" count), a term-enrollment completeness indicator, and a dedicated panel listing exactly which students and classrooms have never been linked to any academic term at all.</w:t>
       </w:r>
     </w:p>
     <w:p>
@@ -2756,7 +2756,20 @@
         <w:spacing w:after="90"/>
       </w:pPr>
       <w:r>
-        <w:t xml:space="preserve">Create/edit/delete classrooms; assign students and one or more teachers to each (School Admin); Admin can additionally place Instructors into classrooms across schools.</w:t>
+        <w:t xml:space="preserve">Create/edit/delete classrooms; assign students and one or more teachers to each (School Admin); Admin can additionally place Instructors into classrooms across schools — redesigned as a card grid (replacing the old plain table), with per-classroom quick actions to view the roster, assign students, assign courses and assign instructors, each in its own focused modal instead of inline page clutter.</w:t>
+      </w:r>
+    </w:p>
+    <w:p>
+      <w:pPr>
+        <w:pStyle w:val="ListParagraph"/>
+        <w:numPr>
+          <w:ilvl w:val="0"/>
+          <w:numId w:val="1"/>
+        </w:numPr>
+        <w:spacing w:after="90"/>
+      </w:pPr>
+      <w:r>
+        <w:t xml:space="preserve">Assigning one or more instructors to a classroom now supports selecting several at once in a single action — previously the picker allowed selecting multiple classrooms for one instructor, but the underlying handler silently only saved the first one picked.</w:t>
       </w:r>
     </w:p>
     <w:p>

--- a/docs/jkthub-platform-prd-brd-user-stories.docx
+++ b/docs/jkthub-platform-prd-brd-user-stories.docx
@@ -2896,6 +2896,19 @@
     </w:p>
     <w:p>
       <w:pPr>
+        <w:pStyle w:val="ListParagraph"/>
+        <w:numPr>
+          <w:ilvl w:val="0"/>
+          <w:numId w:val="1"/>
+        </w:numPr>
+        <w:spacing w:after="90"/>
+      </w:pPr>
+      <w:r>
+        <w:t xml:space="preserve">The admin School Details page's Students tab is redesigned (Phase 2): a clean, searchable/filterable list (one row per student, avatar + name/email together, classroom and status at a glance) replaces the old 11-column table, with every per-student action — assign to classroom, toggle avatar login, generate avatar, view progress, mark inactive/reactivate, archive, reset password — consolidated into one detail panel instead of six separate row icons. Bulk/whole-school actions (enable avatar login, generate avatars, migrate login fields) are tucked into a Bulk Tools menu to keep the main toolbar focused on what's used day to day.</w:t>
+      </w:r>
+    </w:p>
+    <w:p>
+      <w:pPr>
         <w:pStyle w:val="Heading3"/>
         <w:spacing w:after="160" w:before="320"/>
       </w:pPr>

--- a/docs/jkthub-platform-prd-brd-user-stories.docx
+++ b/docs/jkthub-platform-prd-brd-user-stories.docx
@@ -2782,6 +2782,19 @@
         <w:spacing w:after="90"/>
       </w:pPr>
       <w:r>
+        <w:t xml:space="preserve">The reverse direction — one instructor, several classrooms at once — also works correctly now: the Instructors tab's "Manage Classrooms" action opens a checklist of every classroom at the school, pre-checked with whichever ones the instructor is already in, and saves every newly-checked one in a single action.</w:t>
+      </w:r>
+    </w:p>
+    <w:p>
+      <w:pPr>
+        <w:pStyle w:val="ListParagraph"/>
+        <w:numPr>
+          <w:ilvl w:val="0"/>
+          <w:numId w:val="1"/>
+        </w:numPr>
+        <w:spacing w:after="90"/>
+      </w:pPr>
+      <w:r>
         <w:t xml:space="preserve">Assign, change or remove which courses a classroom gets, limited to courses the platform has authorised for that school's current term (School Admin).</w:t>
       </w:r>
     </w:p>

--- a/docs/jkthub-platform-prd-brd-user-stories.docx
+++ b/docs/jkthub-platform-prd-brd-user-stories.docx
@@ -3649,6 +3649,19 @@
     </w:p>
     <w:p>
       <w:pPr>
+        <w:pStyle w:val="ListParagraph"/>
+        <w:numPr>
+          <w:ilvl w:val="0"/>
+          <w:numId w:val="1"/>
+        </w:numPr>
+        <w:spacing w:after="90"/>
+      </w:pPr>
+      <w:r>
+        <w:t xml:space="preserve">Expanded block set matching Scratch/PictoBlox: turn counter-clockwise, go to x/y, if-on-edge-bounce, rotation style (left-right/don't rotate/all around) with a sprite-direction reporter; think/think-for-seconds speech bubbles, graphic effects (color/ghost/brightness/blur, change or set, clear all), layer ordering (go to front/back, go forward/backward by N), and costume/backdrop/size reporters. More categories (Events, Sensing, Pen, Sound, Music, Text-to-Speech, Translate, Video Sensing) are being filled in to close the remaining gap against the full Scratch/PictoBlox block reference.</w:t>
+      </w:r>
+    </w:p>
+    <w:p>
+      <w:pPr>
         <w:pStyle w:val="Heading3"/>
         <w:spacing w:after="160" w:before="320"/>
       </w:pPr>

--- a/docs/jkthub-platform-prd-brd-user-stories.docx
+++ b/docs/jkthub-platform-prd-brd-user-stories.docx
@@ -2874,6 +2874,19 @@
     </w:p>
     <w:p>
       <w:pPr>
+        <w:pStyle w:val="ListParagraph"/>
+        <w:numPr>
+          <w:ilvl w:val="0"/>
+          <w:numId w:val="1"/>
+        </w:numPr>
+        <w:spacing w:after="90"/>
+      </w:pPr>
+      <w:r>
+        <w:t xml:space="preserve">The admin School Details page's Terms tab is redesigned (Phase 4): each term is a card (student count, price/plan/addons/discount/total, a clickable payment-status pill) instead of a plain table row, with View Roster/Edit/Export/Quote PDF/End Term/Archive all as clearly labelled actions on the card. The roster view and the create/edit/assign forms keep their exact original behaviour (field-for-field), just restyled to match the new look.</w:t>
+      </w:r>
+    </w:p>
+    <w:p>
+      <w:pPr>
         <w:pStyle w:val="Heading3"/>
         <w:spacing w:after="160" w:before="320"/>
       </w:pPr>

--- a/docs/jkthub-platform-prd-brd-user-stories.docx
+++ b/docs/jkthub-platform-prd-brd-user-stories.docx
@@ -3670,7 +3670,20 @@
         <w:spacing w:after="90"/>
       </w:pPr>
       <w:r>
-        <w:t xml:space="preserve">Expanded block set matching Scratch/PictoBlox: turn counter-clockwise, go to x/y, if-on-edge-bounce, rotation style (left-right/don't rotate/all around) with a sprite-direction reporter; think/think-for-seconds speech bubbles, graphic effects (color/ghost/brightness/blur, change or set, clear all), layer ordering (go to front/back, go forward/backward by N), and costume/backdrop/size reporters. More categories (Events, Sensing, Pen, Sound, Music, Text-to-Speech, Translate, Video Sensing) are being filled in to close the remaining gap against the full Scratch/PictoBlox block reference.</w:t>
+        <w:t xml:space="preserve">Expanded block set matching Scratch/PictoBlox: turn counter-clockwise, go to x/y, if-on-edge-bounce, rotation style (left-right/don't rotate/all around) with a sprite-direction reporter; think/think-for-seconds speech bubbles, graphic effects (color/ghost/brightness/blur, change or set, clear all), layer ordering (go to front/back, go forward/backward by N), and costume/backdrop/size reporters.</w:t>
+      </w:r>
+    </w:p>
+    <w:p>
+      <w:pPr>
+        <w:pStyle w:val="ListParagraph"/>
+        <w:numPr>
+          <w:ilvl w:val="0"/>
+          <w:numId w:val="1"/>
+        </w:numPr>
+        <w:spacing w:after="90"/>
+      </w:pPr>
+      <w:r>
+        <w:t xml:space="preserve">More Events/Sensing blocks: broadcast-and-wait (genuinely pauses the script until every listener finishes, not just fire-and-forget); 'when backdrop switches to' and 'when timer &gt; value' triggers; touching/distance-to a specific named sprite and to the mouse pointer; a generic '[attribute] of [sprite]' reporter (position, direction, size, costume name, visible?); current date/time, days-since-2000, and the logged-in student's own username as reporters. Remaining categories (Pen extras, Sound, Music, Text-to-Speech, Translate, Video Sensing, touching-color) are being filled in to close the rest of the gap against the full Scratch/PictoBlox block reference.</w:t>
       </w:r>
     </w:p>
     <w:p>

--- a/docs/jkthub-platform-prd-brd-user-stories.docx
+++ b/docs/jkthub-platform-prd-brd-user-stories.docx
@@ -7322,6 +7322,80 @@
           </w:p>
         </w:tc>
       </w:tr>
+      <w:tr>
+        <w:tc>
+          <w:tcPr>
+            <w:tcW w:type="dxa" w:w="1800"/>
+            <w:tcMar>
+              <w:top w:type="dxa" w:w="80"/>
+              <w:left w:type="dxa" w:w="100"/>
+              <w:bottom w:type="dxa" w:w="80"/>
+              <w:right w:type="dxa" w:w="100"/>
+            </w:tcMar>
+            <w:vAlign w:val="center"/>
+          </w:tcPr>
+          <w:p>
+            <w:r>
+              <w:rPr>
+                <w:b w:val="false"/>
+                <w:bCs w:val="false"/>
+                <w:color w:val="2B2B2B"/>
+                <w:sz w:val="19"/>
+                <w:szCs w:val="19"/>
+              </w:rPr>
+              <w:t xml:space="preserve">Instructor</w:t>
+            </w:r>
+          </w:p>
+        </w:tc>
+        <w:tc>
+          <w:tcPr>
+            <w:tcW w:type="dxa" w:w="2200"/>
+            <w:tcMar>
+              <w:top w:type="dxa" w:w="80"/>
+              <w:left w:type="dxa" w:w="100"/>
+              <w:bottom w:type="dxa" w:w="80"/>
+              <w:right w:type="dxa" w:w="100"/>
+            </w:tcMar>
+            <w:vAlign w:val="center"/>
+          </w:tcPr>
+          <w:p>
+            <w:r>
+              <w:rPr>
+                <w:b w:val="false"/>
+                <w:bCs w:val="false"/>
+                <w:color w:val="2B2B2B"/>
+                <w:sz w:val="19"/>
+                <w:szCs w:val="19"/>
+              </w:rPr>
+              <w:t xml:space="preserve">Lesson-as-assignment with auto submission-tracking and automated school-admin reminders (email + WhatsApp)</w:t>
+            </w:r>
+          </w:p>
+        </w:tc>
+        <w:tc>
+          <w:tcPr>
+            <w:tcW w:type="dxa" w:w="5350"/>
+            <w:tcMar>
+              <w:top w:type="dxa" w:w="80"/>
+              <w:left w:type="dxa" w:w="100"/>
+              <w:bottom w:type="dxa" w:w="80"/>
+              <w:right w:type="dxa" w:w="100"/>
+            </w:tcMar>
+            <w:vAlign w:val="center"/>
+          </w:tcPr>
+          <w:p>
+            <w:r>
+              <w:rPr>
+                <w:b w:val="false"/>
+                <w:bCs w:val="false"/>
+                <w:color w:val="2B2B2B"/>
+                <w:sz w:val="19"/>
+                <w:szCs w:val="19"/>
+              </w:rPr>
+              <w:t xml:space="preserve">Not started — requested feature. An instructor would assign one or more lessons (quiz and/or other in-lesson tasks) as homework/classwork; the system auto-tracks which students have completed/submitted it, and auto-reminds the SCHOOL ADMIN by email and WhatsApp before the school's next weekly class. Requires a new platform-admin setting for each school's weekly class day(s), so the system knows when 'before the next class' falls. Email send infrastructure already exists and is reused elsewhere (Brevo-backed, already used by the assignment-reminder cron job); WhatsApp send infrastructure is completely new — no package, code or credentials exist anywhere in the codebase yet, so a provider choice and real credentials are needed before this can be built. Needs its own design pass before implementation.</w:t>
+            </w:r>
+          </w:p>
+        </w:tc>
+      </w:tr>
     </w:tbl>
     <w:p>
       <w:r>

--- a/docs/jkthub-platform-prd-brd-user-stories.docx
+++ b/docs/jkthub-platform-prd-brd-user-stories.docx
@@ -7391,7 +7391,7 @@
                 <w:sz w:val="19"/>
                 <w:szCs w:val="19"/>
               </w:rPr>
-              <w:t xml:space="preserve">Not started — requested feature. An instructor would assign one or more lessons (quiz and/or other in-lesson tasks) as homework/classwork; the system auto-tracks which students have completed/submitted it, and auto-reminds the SCHOOL ADMIN by email and WhatsApp before the school's next weekly class. Requires a new platform-admin setting for each school's weekly class day(s), so the system knows when 'before the next class' falls. Email send infrastructure already exists and is reused elsewhere (Brevo-backed, already used by the assignment-reminder cron job); WhatsApp send infrastructure is completely new — no package, code or credentials exist anywhere in the codebase yet, so a provider choice and real credentials are needed before this can be built. Needs its own design pass before implementation.</w:t>
+              <w:t xml:space="preserve">Partially done. Shipped: platform admin sets each school's weekly class day(s); instructors bundle one or more lessons (quiz and/or lab) as a classroom task via a new Lesson Tasks tab, with a live per-student completion table; a daily job reminds the school admin by email 2 days before the school's next class for any task that isn't fully complete yet (verified with a real send). NOT done: WhatsApp isn't actually sending yet — the code calls Meta's Cloud API correctly and fails soft, but needs a real Meta Business/WhatsApp Business account, an approved message template and live credentials from the client before messages can go out.</w:t>
             </w:r>
           </w:p>
         </w:tc>

--- a/docs/jkthub-platform-prd-brd-user-stories.docx
+++ b/docs/jkthub-platform-prd-brd-user-stories.docx
@@ -7367,7 +7367,7 @@
                 <w:sz w:val="19"/>
                 <w:szCs w:val="19"/>
               </w:rPr>
-              <w:t xml:space="preserve">Lesson-as-assignment with auto submission-tracking and automated school-admin reminders (email + WhatsApp)</w:t>
+              <w:t xml:space="preserve">Lesson-as-assignment with auto submission-tracking and automated reminders to school admin, platform admin, teachers and parents (email + WhatsApp)</w:t>
             </w:r>
           </w:p>
         </w:tc>
@@ -7391,7 +7391,7 @@
                 <w:sz w:val="19"/>
                 <w:szCs w:val="19"/>
               </w:rPr>
-              <w:t xml:space="preserve">Partially done. Shipped: platform admin sets each school's weekly class day(s); instructors bundle one or more lessons (quiz and/or lab) as a classroom task via a new Lesson Tasks tab, with a live per-student completion table; a daily job reminds the school admin by email 2 days before the school's next class for any task that isn't fully complete yet (verified with a real send). NOT done: WhatsApp isn't actually sending yet — the code calls Meta's Cloud API correctly and fails soft, but needs a real Meta Business/WhatsApp Business account, an approved message template and live credentials from the client before messages can go out.</w:t>
+              <w:t xml:space="preserve">Partially done. Shipped: platform admin sets each school's weekly class day(s); instructors bundle one or more lessons (quiz and/or lab) as a classroom task via a new Lesson Tasks tab, with a live per-student completion table; a daily job reminds 4 recipient groups by email 2 days before the school's next class for any task that isn't fully complete yet — the school admin (CC'ing every platform admin), every teacher assigned to a classroom with something pending (one combined email per teacher), and every parent whose own child specifically hasn't finished (never a parent whose child already finished) — each with a link to a real status page for their role. Verified with real sends. NOT done: WhatsApp isn't actually sending yet — the code calls Meta's Cloud API correctly for all 4 recipient groups and fails soft, but needs a real Meta Business/WhatsApp Business account, an approved 4-placeholder message template and live credentials from the client before messages can go out.</w:t>
             </w:r>
           </w:p>
         </w:tc>

--- a/docs/jkthub-platform-prd-brd-user-stories.docx
+++ b/docs/jkthub-platform-prd-brd-user-stories.docx
@@ -7367,6 +7367,82 @@
                 <w:sz w:val="19"/>
                 <w:szCs w:val="19"/>
               </w:rPr>
+              <w:t xml:space="preserve">"Student View" on Assigned Courses — preview a course exactly as a real student sees it</w:t>
+            </w:r>
+          </w:p>
+        </w:tc>
+        <w:tc>
+          <w:tcPr>
+            <w:tcW w:type="dxa" w:w="5350"/>
+            <w:tcMar>
+              <w:top w:type="dxa" w:w="80"/>
+              <w:left w:type="dxa" w:w="100"/>
+              <w:bottom w:type="dxa" w:w="80"/>
+              <w:right w:type="dxa" w:w="100"/>
+            </w:tcMar>
+            <w:vAlign w:val="center"/>
+          </w:tcPr>
+          <w:p>
+            <w:r>
+              <w:rPr>
+                <w:b w:val="false"/>
+                <w:bCs w:val="false"/>
+                <w:color w:val="2B2B2B"/>
+                <w:sz w:val="19"/>
+                <w:szCs w:val="19"/>
+              </w:rPr>
+              <w:t xml:space="preserve">Done. A new "Student View" button alongside the existing "Teach" button, scoped to a classroom the instructor actually teaches. Deliberately reuses the real student dashboard route/controller/template (not a separate lookalike), so every module and lesson shows exactly as a student would see it — video, text, and a fully interactive quiz with real scoring and AI feedback — with nothing persisted under the instructor's own account (verified: zero new quiz/progress/activity rows after a full real quiz submission, while a real student's identical flow still writes everything correctly). The lesson's lab task shows its inline description only; launching the real lab editor is a separate, later piece of work.</w:t>
+            </w:r>
+          </w:p>
+        </w:tc>
+      </w:tr>
+      <w:tr>
+        <w:tc>
+          <w:tcPr>
+            <w:tcW w:type="dxa" w:w="1800"/>
+            <w:shd w:fill="F4F1EA" w:color="auto" w:val="clear"/>
+            <w:tcMar>
+              <w:top w:type="dxa" w:w="80"/>
+              <w:left w:type="dxa" w:w="100"/>
+              <w:bottom w:type="dxa" w:w="80"/>
+              <w:right w:type="dxa" w:w="100"/>
+            </w:tcMar>
+            <w:vAlign w:val="center"/>
+          </w:tcPr>
+          <w:p>
+            <w:r>
+              <w:rPr>
+                <w:b w:val="false"/>
+                <w:bCs w:val="false"/>
+                <w:color w:val="2B2B2B"/>
+                <w:sz w:val="19"/>
+                <w:szCs w:val="19"/>
+              </w:rPr>
+              <w:t xml:space="preserve">Instructor</w:t>
+            </w:r>
+          </w:p>
+        </w:tc>
+        <w:tc>
+          <w:tcPr>
+            <w:tcW w:type="dxa" w:w="2200"/>
+            <w:shd w:fill="F4F1EA" w:color="auto" w:val="clear"/>
+            <w:tcMar>
+              <w:top w:type="dxa" w:w="80"/>
+              <w:left w:type="dxa" w:w="100"/>
+              <w:bottom w:type="dxa" w:w="80"/>
+              <w:right w:type="dxa" w:w="100"/>
+            </w:tcMar>
+            <w:vAlign w:val="center"/>
+          </w:tcPr>
+          <w:p>
+            <w:r>
+              <w:rPr>
+                <w:b w:val="false"/>
+                <w:bCs w:val="false"/>
+                <w:color w:val="2B2B2B"/>
+                <w:sz w:val="19"/>
+                <w:szCs w:val="19"/>
+              </w:rPr>
               <w:t xml:space="preserve">Lesson-as-assignment with auto submission-tracking and automated reminders to school admin, platform admin, teachers and parents (email + WhatsApp)</w:t>
             </w:r>
           </w:p>
@@ -7374,6 +7450,7 @@
         <w:tc>
           <w:tcPr>
             <w:tcW w:type="dxa" w:w="5350"/>
+            <w:shd w:fill="F4F1EA" w:color="auto" w:val="clear"/>
             <w:tcMar>
               <w:top w:type="dxa" w:w="80"/>
               <w:left w:type="dxa" w:w="100"/>

--- a/docs/jkthub-platform-prd-brd-user-stories.docx
+++ b/docs/jkthub-platform-prd-brd-user-stories.docx
@@ -7065,7 +7065,7 @@
                 <w:sz w:val="19"/>
                 <w:szCs w:val="19"/>
               </w:rPr>
-              <w:t xml:space="preserve">Difficulty levels (partial)</w:t>
+              <w:t xml:space="preserve">Difficulty levels</w:t>
             </w:r>
           </w:p>
         </w:tc>
@@ -7089,7 +7089,7 @@
                 <w:sz w:val="19"/>
                 <w:szCs w:val="19"/>
               </w:rPr>
-              <w:t xml:space="preserve">DONE for 5 of 15 games (Math Blitz, Snake, Memory Match, Reaction Test, Word Scramble) — Easy/Medium/Hard tiers change real gameplay parameters. Remaining 10 games still have no difficulty concept.</w:t>
+              <w:t xml:space="preserve">Done. All 15 of 15 games now have Easy/Medium/Hard tiers that change real gameplay parameters (spawn rates, physics speed, timers, AI search depth/random-move chance, etc.), picked via a picker shown before launch for every game.</w:t>
             </w:r>
           </w:p>
         </w:tc>

--- a/docs/jkthub-platform-prd-brd-user-stories.docx
+++ b/docs/jkthub-platform-prd-brd-user-stories.docx
@@ -3683,7 +3683,20 @@
         <w:spacing w:after="90"/>
       </w:pPr>
       <w:r>
-        <w:t xml:space="preserve">More Events/Sensing blocks: broadcast-and-wait (genuinely pauses the script until every listener finishes, not just fire-and-forget); 'when backdrop switches to' and 'when timer &gt; value' triggers; touching/distance-to a specific named sprite and to the mouse pointer; a generic '[attribute] of [sprite]' reporter (position, direction, size, costume name, visible?); current date/time, days-since-2000, and the logged-in student's own username as reporters. Remaining categories (Pen extras, Sound, Music, Text-to-Speech, Translate, Video Sensing, touching-color) are being filled in to close the rest of the gap against the full Scratch/PictoBlox block reference.</w:t>
+        <w:t xml:space="preserve">More Events/Sensing blocks: broadcast-and-wait (genuinely pauses the script until every listener finishes, not just fire-and-forget); 'when backdrop switches to' and 'when timer &gt; value' triggers; touching/distance-to a specific named sprite and to the mouse pointer; a generic '[attribute] of [sprite]' reporter (position, direction, size, costume name, visible?); current date/time, days-since-2000, and the logged-in student's own username as reporters.</w:t>
+      </w:r>
+    </w:p>
+    <w:p>
+      <w:pPr>
+        <w:pStyle w:val="ListParagraph"/>
+        <w:numPr>
+          <w:ilvl w:val="0"/>
+          <w:numId w:val="1"/>
+        </w:numPr>
+        <w:spacing w:after="90"/>
+      </w:pPr>
+      <w:r>
+        <w:t xml:space="preserve">Pen/Sensing/Looks gap blocks: stamp, change pen color by, and generic set/change pen [color/saturation/brightness/transparency] (pen's color model is now a real HSV-style quad instead of 4 fixed swatches, with the legacy swatch block mapped onto it so both share one source of truth); touching color [swatch]? (samples a composited offscreen snapshot of backdrop+pen layer+every other sprite, reusing the same drawing helpers already built for Screenshot/Record); set drag mode [draggable/not draggable]. Sprites now have a true per-sprite costume list (switch costume to / next costume, plus an in-editor "+ Add Costume" picker reusing the existing sprite-asset modal) instead of one fixed image — costume name now reports correctly instead of the sprite's name. Remaining categories (Sound, Music, Text-to-Speech, Translate, Video Sensing) still need their own new infrastructure (sound assets, mic/webcam access, a translation API) and haven't been started.</w:t>
       </w:r>
     </w:p>
     <w:p>

--- a/docs/jkthub-platform-prd-brd-user-stories.docx
+++ b/docs/jkthub-platform-prd-brd-user-stories.docx
@@ -3696,7 +3696,7 @@
         <w:spacing w:after="90"/>
       </w:pPr>
       <w:r>
-        <w:t xml:space="preserve">Pen/Sensing/Looks gap blocks: stamp, change pen color by, and generic set/change pen [color/saturation/brightness/transparency] (pen's color model is now a real HSV-style quad instead of 4 fixed swatches, with the legacy swatch block mapped onto it so both share one source of truth); touching color [swatch]? (samples a composited offscreen snapshot of backdrop+pen layer+every other sprite, reusing the same drawing helpers already built for Screenshot/Record); set drag mode [draggable/not draggable]. Sprites now have a true per-sprite costume list (switch costume to / next costume, plus an in-editor "+ Add Costume" picker reusing the existing sprite-asset modal) instead of one fixed image — costume name now reports correctly instead of the sprite's name. Remaining categories (Sound, Music, Text-to-Speech, Translate, Video Sensing) still need their own new infrastructure (sound assets, mic/webcam access, a translation API) and haven't been started.</w:t>
+        <w:t xml:space="preserve">Pen/Sensing/Looks gap blocks: stamp, change pen color by, and generic set/change pen [color/saturation/brightness/transparency] (pen's color model is now a real HSV-style quad instead of 4 fixed swatches, with the legacy swatch block mapped onto it so both share one source of truth); touching color [swatch]? (samples a composited offscreen snapshot of backdrop+pen layer+every other sprite, reusing the same drawing helpers already built for Screenshot/Record); set drag mode [draggable/not draggable]. Sprites now have a true per-sprite costume list (switch costume to / next costume, plus an in-editor "+ Add Costume" picker reusing the existing sprite-asset modal) instead of one fixed image — costume name now reports correctly instead of the sprite's name. 'Switch costume to' is a real dropdown of that sprite's own costume names (recomputed every time it's opened), not free-typed text. An admin can also pre-attach costumes to a sprite in /admin/lab-assets — a student adding that sprite gets those costumes already on it, on top of whatever they add themselves. Remaining categories (Sound, Music, Text-to-Speech, Translate, Video Sensing) still need their own new infrastructure (sound assets, mic/webcam access, a translation API) and haven't been started.</w:t>
       </w:r>
     </w:p>
     <w:p>

--- a/docs/jkthub-platform-prd-brd-user-stories.docx
+++ b/docs/jkthub-platform-prd-brd-user-stories.docx
@@ -3696,7 +3696,20 @@
         <w:spacing w:after="90"/>
       </w:pPr>
       <w:r>
-        <w:t xml:space="preserve">Pen/Sensing/Looks gap blocks: stamp, change pen color by, and generic set/change pen [color/saturation/brightness/transparency] (pen's color model is now a real HSV-style quad instead of 4 fixed swatches, with the legacy swatch block mapped onto it so both share one source of truth); touching color [swatch]? (samples a composited offscreen snapshot of backdrop+pen layer+every other sprite, reusing the same drawing helpers already built for Screenshot/Record); set drag mode [draggable/not draggable]. Sprites now have a true per-sprite costume list (switch costume to / next costume, plus an in-editor "+ Add Costume" picker reusing the existing sprite-asset modal) instead of one fixed image — costume name now reports correctly instead of the sprite's name. 'Switch costume to' is a real dropdown of that sprite's own costume names (recomputed every time it's opened), not free-typed text. An admin can also pre-attach costumes to a sprite in /admin/lab-assets — a student adding that sprite gets those costumes already on it, on top of whatever they add themselves. Remaining categories (Sound, Music, Text-to-Speech, Translate, Video Sensing) still need their own new infrastructure (sound assets, mic/webcam access, a translation API) and haven't been started.</w:t>
+        <w:t xml:space="preserve">Pen/Sensing/Looks gap blocks: stamp, change pen color by, and generic set/change pen [color/saturation/brightness/transparency] (pen's color model is now a real HSV-style quad instead of 4 fixed swatches, with the legacy swatch block mapped onto it so both share one source of truth); touching color [swatch]? (samples a composited offscreen snapshot of backdrop+pen layer+every other sprite, reusing the same drawing helpers already built for Screenshot/Record); set drag mode [draggable/not draggable]. Sprites now have a true per-sprite costume list (switch costume to / next costume, plus an in-editor "+ Add Costume" picker reusing the existing sprite-asset modal) instead of one fixed image — costume name now reports correctly instead of the sprite's name. 'Switch costume to' is a real dropdown of that sprite's own costume names (recomputed every time it's opened), not free-typed text. An admin can also pre-attach costumes to a sprite in /admin/lab-assets — a student adding that sprite gets those costumes already on it, on top of whatever they add themselves.</w:t>
+      </w:r>
+    </w:p>
+    <w:p>
+      <w:pPr>
+        <w:pStyle w:val="ListParagraph"/>
+        <w:numPr>
+          <w:ilvl w:val="0"/>
+          <w:numId w:val="1"/>
+        </w:numPr>
+        <w:spacing w:after="90"/>
+      </w:pPr>
+      <w:r>
+        <w:t xml:space="preserve">Text to Speech: speak, set voice to, set language to — uses the browser's own SpeechSynthesis API (no API key, no external service, works offline). Speak blocks the script until the speech finishes, matching Scratch/PictoBlox's own behavior; the voice picker is a dynamic dropdown of whatever voices the browser actually has installed. Remaining categories (Sound, Music, Translate, Video Sensing) still need their own new infrastructure (sound assets, a translation API key from the client, mic/webcam access) and haven't been started.</w:t>
       </w:r>
     </w:p>
     <w:p>

--- a/docs/jkthub-platform-prd-brd-user-stories.docx
+++ b/docs/jkthub-platform-prd-brd-user-stories.docx
@@ -3709,7 +3709,33 @@
         <w:spacing w:after="90"/>
       </w:pPr>
       <w:r>
-        <w:t xml:space="preserve">Text to Speech: speak, set voice to, set language to — uses the browser's own SpeechSynthesis API (no API key, no external service, works offline). Speak blocks the script until the speech finishes, matching Scratch/PictoBlox's own behavior; the voice picker is a dynamic dropdown of whatever voices the browser actually has installed. Remaining categories (Sound, Music, Translate, Video Sensing) still need their own new infrastructure (sound assets, a translation API key from the client, mic/webcam access) and haven't been started.</w:t>
+        <w:t xml:space="preserve">Text to Speech: speak, set voice to, set language to — uses the browser's own SpeechSynthesis API (no API key, no external service, works offline). Speak blocks the script until the speech finishes, matching Scratch/PictoBlox's own behavior; the voice picker is a dynamic dropdown of whatever voices the browser actually has installed.</w:t>
+      </w:r>
+    </w:p>
+    <w:p>
+      <w:pPr>
+        <w:pStyle w:val="ListParagraph"/>
+        <w:numPr>
+          <w:ilvl w:val="0"/>
+          <w:numId w:val="1"/>
+        </w:numPr>
+        <w:spacing w:after="90"/>
+      </w:pPr>
+      <w:r>
+        <w:t xml:space="preserve">Sound: start sound / play sound until done / stop all sounds, volume (set/change/report), and pitch/pan effects — on real audio clips attached to a sprite (admin pre-attached via /admin/lab-assets, same pattern as costumes, and/or a student's own upload via a new "+ Add Sound"). Playback runs through a Web Audio gain+pan chain; pitch is a playbackRate approximation. "Play until done" genuinely blocks the script; "start sound" doesn't.</w:t>
+      </w:r>
+    </w:p>
+    <w:p>
+      <w:pPr>
+        <w:pStyle w:val="ListParagraph"/>
+        <w:numPr>
+          <w:ilvl w:val="0"/>
+          <w:numId w:val="1"/>
+        </w:numPr>
+        <w:spacing w:after="90"/>
+      </w:pPr>
+      <w:r>
+        <w:t xml:space="preserve">Music: play drum / play note / rest, set instrument, and tempo (set/change/report) — synthesized with Web Audio oscillators and filtered noise bursts rather than real sampled instruments (avoids needing to source/host/license a sample library, the same approach already used by the student dashboard's quiz chime sounds). Remaining categories (Translate, Video Sensing) still need their own new infrastructure (a translation API key from the client, webcam access) and haven't been started.</w:t>
       </w:r>
     </w:p>
     <w:p>

--- a/docs/jkthub-platform-prd-brd-user-stories.docx
+++ b/docs/jkthub-platform-prd-brd-user-stories.docx
@@ -3735,7 +3735,20 @@
         <w:spacing w:after="90"/>
       </w:pPr>
       <w:r>
-        <w:t xml:space="preserve">Music: play drum / play note / rest, set instrument, and tempo (set/change/report) — synthesized with Web Audio oscillators and filtered noise bursts rather than real sampled instruments (avoids needing to source/host/license a sample library, the same approach already used by the student dashboard's quiz chime sounds). Remaining categories (Translate, Video Sensing) still need their own new infrastructure (a translation API key from the client, webcam access) and haven't been started.</w:t>
+        <w:t xml:space="preserve">Music: play drum / play note / rest, set instrument, and tempo (set/change/report) — synthesized with Web Audio oscillators and filtered noise bursts rather than real sampled instruments (avoids needing to source/host/license a sample library, the same approach already used by the student dashboard's quiz chime sounds).</w:t>
+      </w:r>
+    </w:p>
+    <w:p>
+      <w:pPr>
+        <w:pStyle w:val="ListParagraph"/>
+        <w:numPr>
+          <w:ilvl w:val="0"/>
+          <w:numId w:val="1"/>
+        </w:numPr>
+        <w:spacing w:after="90"/>
+      </w:pPr>
+      <w:r>
+        <w:t xml:space="preserve">Video Sensing: turn video on/off, set video transparency, video motion/direction on sprite or stage (reporter), and when video motion &gt; N (hat). Real webcam motion detection via getUserMedia + frame-diffing; the camera feed renders as a dynamic backdrop layer behind sprites, mirrored like a normal webcam view. Per-sprite motion is a real region-of-interest reading (that sprite's own area of the frame), not a stage-wide stand-in; video direction is a simplified approximation, not true optical flow. The camera always releases when a student leaves the lab, even if their own project never calls "turn video off." Remaining: Translate, still blocked on a translation API key from the client.</w:t>
       </w:r>
     </w:p>
     <w:p>

--- a/docs/jkthub-platform-prd-brd-user-stories.docx
+++ b/docs/jkthub-platform-prd-brd-user-stories.docx
@@ -3753,6 +3753,19 @@
     </w:p>
     <w:p>
       <w:pPr>
+        <w:pStyle w:val="ListParagraph"/>
+        <w:numPr>
+          <w:ilvl w:val="0"/>
+          <w:numId w:val="1"/>
+        </w:numPr>
+        <w:spacing w:after="90"/>
+      </w:pPr>
+      <w:r>
+        <w:t xml:space="preserve">Every block in the palette now shows a one-sentence description on hover (Blockly's native tooltip), matching Scratch's own help-text behavior — covers all of this lab's own custom blocks across every category, on top of the tooltips Blockly's built-in Logic/Loops/Math/Text/Lists/Functions blocks already ship with.</w:t>
+      </w:r>
+    </w:p>
+    <w:p>
+      <w:pPr>
         <w:pStyle w:val="Heading3"/>
         <w:spacing w:after="160" w:before="320"/>
       </w:pPr>

--- a/docs/jkthub-platform-prd-brd-user-stories.docx
+++ b/docs/jkthub-platform-prd-brd-user-stories.docx
@@ -3748,7 +3748,7 @@
         <w:spacing w:after="90"/>
       </w:pPr>
       <w:r>
-        <w:t xml:space="preserve">Video Sensing: turn video on/off, set video transparency, video motion/direction on sprite or stage (reporter), and when video motion &gt; N (hat). Real webcam motion detection via getUserMedia + frame-diffing; the camera feed renders as a dynamic backdrop layer behind sprites, mirrored like a normal webcam view. Per-sprite motion is a real region-of-interest reading (that sprite's own area of the frame), not a stage-wide stand-in; video direction is a simplified approximation, not true optical flow. The camera always releases when a student leaves the lab, even if their own project never calls "turn video off." Remaining: Translate, still blocked on a translation API key from the client.</w:t>
+        <w:t xml:space="preserve">Video Sensing: turn video on/off, set video transparency, video motion/direction on sprite or stage (reporter), and when video motion &gt; N (hat). Real webcam motion detection via getUserMedia + frame-diffing; the camera feed renders as a dynamic backdrop layer behind sprites, mirrored like a normal webcam view. Per-sprite motion is a real region-of-interest reading (that sprite's own area of the frame), not a stage-wide stand-in; video direction is a simplified approximation, not true optical flow. The camera always releases when a student leaves the lab, even if their own project never calls "turn video off."</w:t>
       </w:r>
     </w:p>
     <w:p>
@@ -3762,6 +3762,19 @@
       </w:pPr>
       <w:r>
         <w:t xml:space="preserve">Every block in the palette now shows a one-sentence description on hover (Blockly's native tooltip), matching Scratch's own help-text behavior — covers all of this lab's own custom blocks across every category, on top of the tooltips Blockly's built-in Logic/Loops/Math/Text/Lists/Functions blocks already ship with.</w:t>
+      </w:r>
+    </w:p>
+    <w:p>
+      <w:pPr>
+        <w:pStyle w:val="ListParagraph"/>
+        <w:numPr>
+          <w:ilvl w:val="0"/>
+          <w:numId w:val="1"/>
+        </w:numPr>
+        <w:spacing w:after="90"/>
+      </w:pPr>
+      <w:r>
+        <w:t xml:space="preserve">Translate: translate (text) to (language), and a viewer-language reporter — completes the full Scratch/PictoBlox block-reference gap. Calls the free MyMemory translation API (no account/paid key needed) through a small server-side proxy, which caches results and caps request length so the shared daily quota stretches further across every student on the platform; translating from English to Spanish, French, German, Italian, Portuguese, Chinese, Arabic, Hausa, Yoruba, Igbo or Swahili (lower-resource languages like Hausa/Yoruba/Igbo may translate less accurately, same honesty-flagged caveat used elsewhere for approximated features). Viewer Language reports the student's own browser locale, not the project's language.</w:t>
       </w:r>
     </w:p>
     <w:p>

--- a/docs/jkthub-platform-prd-brd-user-stories.docx
+++ b/docs/jkthub-platform-prd-brd-user-stories.docx
@@ -4903,7 +4903,7 @@
         <w:spacing w:after="90"/>
       </w:pPr>
       <w:r>
-        <w:t xml:space="preserve">Public achievement/portfolio page (/achievements/:slug, unguessable link): level, streak, badges, certificates under a cartoon avatar and shortened name, plus a grid of that student's own published gallery projects.</w:t>
+        <w:t xml:space="preserve">Public achievement/portfolio page (/achievements/:slug, unguessable link): level, streak, badges, certificates under a cartoon avatar and shortened name, a Skills list, an AI-written overview paragraph, any student-added achievements/experience entries, plus a grid of that student's own published gallery projects.</w:t>
       </w:r>
     </w:p>
     <w:p>
@@ -4917,6 +4917,80 @@
       </w:pPr>
       <w:r>
         <w:t xml:space="preserve">Individual badge/certificate share cards, redacted so a real full name is never exposed even though the underlying certificate image carries it.</w:t>
+      </w:r>
+    </w:p>
+    <w:p>
+      <w:pPr>
+        <w:pStyle w:val="Heading3"/>
+        <w:spacing w:after="160" w:before="320"/>
+      </w:pPr>
+      <w:r>
+        <w:t xml:space="preserve">Portfolio / CV Builder</w:t>
+      </w:r>
+    </w:p>
+    <w:p>
+      <w:pPr>
+        <w:pStyle w:val="ListParagraph"/>
+        <w:numPr>
+          <w:ilvl w:val="0"/>
+          <w:numId w:val="1"/>
+        </w:numPr>
+        <w:spacing w:after="90"/>
+      </w:pPr>
+      <w:r>
+        <w:t xml:space="preserve">A student's own 'My Portfolio' tab on their dashboard: a full CV aggregating every completed/in-progress course (with quiz average), certificates, badges, and projects pulled from all three real project sources (published Lab Gallery work, lesson-tied lab tasks, graded External Project submissions) — or the same view scoped to just one course via a course switcher.</w:t>
+      </w:r>
+    </w:p>
+    <w:p>
+      <w:pPr>
+        <w:pStyle w:val="ListParagraph"/>
+        <w:numPr>
+          <w:ilvl w:val="0"/>
+          <w:numId w:val="1"/>
+        </w:numPr>
+        <w:spacing w:after="90"/>
+      </w:pPr>
+      <w:r>
+        <w:t xml:space="preserve">An AI-written 2-3 paragraph overview (via the same AI primitive used for quiz/lab/project feedback) summarizing skills, courses, and projects — generated on demand (never automatically, to keep it a bounded, explicit cost), separately for the full CV and for each course. The prompt deliberately never names the student, so the exact same text is safe to reuse unredacted on the public achievement page.</w:t>
+      </w:r>
+    </w:p>
+    <w:p>
+      <w:pPr>
+        <w:pStyle w:val="ListParagraph"/>
+        <w:numPr>
+          <w:ilvl w:val="0"/>
+          <w:numId w:val="1"/>
+        </w:numPr>
+        <w:spacing w:after="90"/>
+      </w:pPr>
+      <w:r>
+        <w:t xml:space="preserve">Students can add their own free-text achievements/experience (competitions, outside projects, other experience — title, organization, year, description, link), fully separate from anything the platform tracks automatically.</w:t>
+      </w:r>
+    </w:p>
+    <w:p>
+      <w:pPr>
+        <w:pStyle w:val="ListParagraph"/>
+        <w:numPr>
+          <w:ilvl w:val="0"/>
+          <w:numId w:val="1"/>
+        </w:numPr>
+        <w:spacing w:after="90"/>
+      </w:pPr>
+      <w:r>
+        <w:t xml:space="preserve">A linked parent gets a read-only 'Portfolio' view of each child from their own dashboard (same ownership check as the existing public-profile toggle) — full name shown (a parent already knows their own child), no edit/regenerate controls.</w:t>
+      </w:r>
+    </w:p>
+    <w:p>
+      <w:pPr>
+        <w:pStyle w:val="ListParagraph"/>
+        <w:numPr>
+          <w:ilvl w:val="0"/>
+          <w:numId w:val="1"/>
+        </w:numPr>
+        <w:spacing w:after="90"/>
+      </w:pPr>
+      <w:r>
+        <w:t xml:space="preserve">Sharing reuses the existing public_profile_enabled/slug consent system end-to-end — no new visibility flag was introduced.</w:t>
       </w:r>
     </w:p>
     <w:p>

--- a/docs/jkthub-platform-prd-brd-user-stories.docx
+++ b/docs/jkthub-platform-prd-brd-user-stories.docx
@@ -4916,7 +4916,7 @@
         <w:spacing w:after="90"/>
       </w:pPr>
       <w:r>
-        <w:t xml:space="preserve">Individual badge/certificate share cards, redacted so a real full name is never exposed even though the underlying certificate image carries it.</w:t>
+        <w:t xml:space="preserve">Individual badge/certificate share cards. The certificate share card shows the actual certificate artwork (the same background/signature/title template a student's real certificate uses), rendered a second time with the page's redacted 'First L.' name baked in instead of the real one — never the real certificate_url, which has the full legal name printed on it. That safe image is generated once (a ~20-30s render) and cached, pre-warmed in the background as soon as the achievement page loads so a visitor clicking Share finds it already there; if it isn't ready yet, the page falls back to a plain text card rather than making the visitor wait.</w:t>
       </w:r>
     </w:p>
     <w:p>

--- a/docs/jkthub-platform-prd-brd-user-stories.docx
+++ b/docs/jkthub-platform-prd-brd-user-stories.docx
@@ -5697,7 +5697,33 @@
         <w:spacing w:after="90"/>
       </w:pPr>
       <w:r>
-        <w:t xml:space="preserve">Admin sets the certificate background, signature image, signee name/title per course, and can preview certificates before they're issued.</w:t>
+        <w:t xml:space="preserve">Admin sets the certificate background, signature image, signee name/title, and can preview certificates before they're issued.</w:t>
+      </w:r>
+    </w:p>
+    <w:p>
+      <w:pPr>
+        <w:pStyle w:val="ListParagraph"/>
+        <w:numPr>
+          <w:ilvl w:val="0"/>
+          <w:numId w:val="1"/>
+        </w:numPr>
+        <w:spacing w:after="90"/>
+      </w:pPr>
+      <w:r>
+        <w:t xml:space="preserve">Certificate Template Library: admin can save more than one certificate design (background/signature/signee/title each) and switch which one is the active template with one click — every new certificate and every future 'Regenerate' always uses whichever is active. The single legacy background/signature/signee/title fields still work as a quick-edit fallback for a platform that never touches the library.</w:t>
+      </w:r>
+    </w:p>
+    <w:p>
+      <w:pPr>
+        <w:pStyle w:val="ListParagraph"/>
+        <w:numPr>
+          <w:ilvl w:val="0"/>
+          <w:numId w:val="1"/>
+        </w:numPr>
+        <w:spacing w:after="90"/>
+      </w:pPr>
+      <w:r>
+        <w:t xml:space="preserve">Regenerate All Issued Certificates (admin, client-requested): re-renders every certificate ever issued against the current active template in one action — useful right after uploading/activating a new design so historical certificates don't look out of date. Runs as a background job (never blocks the admin's request) at a deliberately conservative pace (one render at a time) since each render is a real ~20-30s headless-browser screenshot and running several at once was found to exhaust machine resources; a partial/failed run never corrupts a certificate — a failed render simply leaves that one certificate's existing image untouched until retried.</w:t>
       </w:r>
     </w:p>
     <w:p>

--- a/docs/jkthub-platform-prd-brd-user-stories.docx
+++ b/docs/jkthub-platform-prd-brd-user-stories.docx
@@ -5710,7 +5710,20 @@
         <w:spacing w:after="90"/>
       </w:pPr>
       <w:r>
-        <w:t xml:space="preserve">Certificate Template Library: admin can save more than one certificate design (background/signature/signee/title each) and switch which one is the active template with one click — every new certificate and every future 'Regenerate' always uses whichever is active. The single legacy background/signature/signee/title fields still work as a quick-edit fallback for a platform that never touches the library.</w:t>
+        <w:t xml:space="preserve">Certificate Template Library: admin can save more than one certificate design (background/signature/signee/title each) and mark one as the Default — used by any course with no template of its own. The single legacy background/signature/signee/title fields still work as a further fallback for a platform that never touches the library.</w:t>
+      </w:r>
+    </w:p>
+    <w:p>
+      <w:pPr>
+        <w:pStyle w:val="ListParagraph"/>
+        <w:numPr>
+          <w:ilvl w:val="0"/>
+          <w:numId w:val="1"/>
+        </w:numPr>
+        <w:spacing w:after="90"/>
+      </w:pPr>
+      <w:r>
+        <w:t xml:space="preserve">Per-course certificate template assignment (client-requested): each course's Edit form has its own Certificate Template dropdown — '-- Use Default Template --' or any saved template — so different courses can issue visually different certificates. Resolution order for every certificate render (first-time issuance, admin Regenerate, Regenerate All, and the public share page's redacted copy) is: the course's own assigned template, else the library's Default, else the legacy company_info fields. An admin can preview exactly what a given course's certificate will look like from a 'Preview Certificate' link on that course's card.</w:t>
       </w:r>
     </w:p>
     <w:p>

--- a/docs/jkthub-platform-prd-brd-user-stories.docx
+++ b/docs/jkthub-platform-prd-brd-user-stories.docx
@@ -5579,7 +5579,7 @@
         <w:spacing w:after="90"/>
       </w:pPr>
       <w:r>
-        <w:t xml:space="preserve">Analytics summary page (users, active/new users, course/quiz stats, revenue trend, top courses) exportable as PDF, with drill-downs into users/courses/progress/quizzes/finance/feedback/activity/events.</w:t>
+        <w:t xml:space="preserve">Analytics summary page (users, active/new users, course/quiz stats, revenue trend, top courses) exportable as PDF, with drill-downs into users/courses/progress/quizzes/finance/feedback/activity/events. A Range (7/30/90 days) and School filter narrow every card, chart and table on the page at once — including a real, populated list of schools to pick from.</w:t>
       </w:r>
     </w:p>
     <w:p>

--- a/docs/jkthub-platform-prd-brd-user-stories.docx
+++ b/docs/jkthub-platform-prd-brd-user-stories.docx
@@ -5579,7 +5579,20 @@
         <w:spacing w:after="90"/>
       </w:pPr>
       <w:r>
-        <w:t xml:space="preserve">Analytics summary page (users, active/new users, course/quiz stats, revenue trend, top courses) exportable as PDF, with drill-downs into users/courses/progress/quizzes/finance/feedback/activity/events. A Range (7/30/90 days) and School filter narrow every card, chart and table on the page at once — including a real, populated list of schools to pick from.</w:t>
+        <w:t xml:space="preserve">Analytics summary page (users, active/new users, course/quiz stats, revenue trend, top courses) exportable as PDF, with drill-downs into users/courses/progress/quizzes/finance/feedback/activity/events. A Range (7/30/90 days) and School filter narrow every card, chart and table on the page at once — including a real, populated list of schools to pick from, plus an 'Individual / Non-School Users Only' option.</w:t>
+      </w:r>
+    </w:p>
+    <w:p>
+      <w:pPr>
+        <w:pStyle w:val="ListParagraph"/>
+        <w:numPr>
+          <w:ilvl w:val="0"/>
+          <w:numId w:val="1"/>
+        </w:numPr>
+        <w:spacing w:after="90"/>
+      </w:pPr>
+      <w:r>
+        <w:t xml:space="preserve">Revenue correlates honestly across the platform's 3 real, non-overlapping income sources (Wallet &amp; Direct Payments, School Fees, Parent Training) instead of one siloed number — a 'User Base: Schools vs Individual' card always shows the full school-linked/independent split regardless of which filter is active, so the admin can see how the whole platform breaks down at a glance, not just one slice at a time.</w:t>
       </w:r>
     </w:p>
     <w:p>

--- a/docs/jkthub-platform-prd-brd-user-stories.docx
+++ b/docs/jkthub-platform-prd-brd-user-stories.docx
@@ -4951,6 +4951,19 @@
         <w:spacing w:after="90"/>
       </w:pPr>
       <w:r>
+        <w:t xml:space="preserve">Download as PDF (student's own dashboard, and a parent's view of each linked child): the same gamified portfolio — gradient hero, stat cards, skill chips, AI overview, course progress bars, certificate wall, badge medallions, project cards, achievements timeline — rendered server-side into a single well-laid-out A4 page, full CV or scoped to one course, same consent/ownership rules as viewing it on-screen.</w:t>
+      </w:r>
+    </w:p>
+    <w:p>
+      <w:pPr>
+        <w:pStyle w:val="ListParagraph"/>
+        <w:numPr>
+          <w:ilvl w:val="0"/>
+          <w:numId w:val="1"/>
+        </w:numPr>
+        <w:spacing w:after="90"/>
+      </w:pPr>
+      <w:r>
         <w:t xml:space="preserve">An AI-written 2-3 paragraph overview (via the same AI primitive used for quiz/lab/project feedback) summarizing skills, courses, and projects — generated on demand (never automatically, to keep it a bounded, explicit cost), separately for the full CV and for each course. The prompt deliberately never names the student, so the exact same text is safe to reuse unredacted on the public achievement page.</w:t>
       </w:r>
     </w:p>

--- a/docs/jkthub-platform-prd-brd-user-stories.docx
+++ b/docs/jkthub-platform-prd-brd-user-stories.docx
@@ -4964,6 +4964,19 @@
         <w:spacing w:after="90"/>
       </w:pPr>
       <w:r>
+        <w:t xml:space="preserve">The PDF template deliberately uses no emoji characters, only plain-text colored badges/dots (e.g. a 'WEB'/'ARDUINO'/'BLOCKS' pill for a project's type, a letter medallion for a badge tier) — a real client-reported bug showed emoji rendering as blank boxes in the actual downloaded file, because PDF generation depends on whatever font is installed on the rendering server, not the viewer's device; plain text in the same serif/sans-serif fonts already used throughout the PDF has no such dependency.</w:t>
+      </w:r>
+    </w:p>
+    <w:p>
+      <w:pPr>
+        <w:pStyle w:val="ListParagraph"/>
+        <w:numPr>
+          <w:ilvl w:val="0"/>
+          <w:numId w:val="1"/>
+        </w:numPr>
+        <w:spacing w:after="90"/>
+      </w:pPr>
+      <w:r>
         <w:t xml:space="preserve">An AI-written 2-3 paragraph overview (via the same AI primitive used for quiz/lab/project feedback) summarizing skills, courses, and projects — generated on demand (never automatically, to keep it a bounded, explicit cost), separately for the full CV and for each course. The prompt deliberately never names the student, so the exact same text is safe to reuse unredacted on the public achievement page.</w:t>
       </w:r>
     </w:p>
